--- a/RAPOR.docx
+++ b/RAPOR.docx
@@ -20,7 +20,7 @@
           <w:noProof/>
         </w:rPr>
         <w:drawing>
-          <wp:inline distT="0" distB="0" distL="0" distR="0" wp14:anchorId="537ECBD4" wp14:editId="5EDF834E">
+          <wp:inline distT="0" distB="0" distL="0" distR="0" wp14:anchorId="537ECBD4" wp14:editId="2134D599">
             <wp:extent cx="2268071" cy="2268071"/>
             <wp:effectExtent l="0" t="0" r="5715" b="5715"/>
             <wp:docPr id="756522366" name="Picture 1"/>
@@ -5378,6 +5378,515 @@
         </w:rPr>
         <w:t>Yedekleme işlemi başarısız olduğunda yöneticileri bilgilendirecek servisleri kurmak.</w:t>
       </w:r>
+    </w:p>
+    <w:p>
+      <w:pPr>
+        <w:ind w:left="360"/>
+        <w:rPr>
+          <w:lang w:val="tr-TR"/>
+        </w:rPr>
+      </w:pPr>
+    </w:p>
+    <w:p>
+      <w:pPr>
+        <w:pStyle w:val="Titre2"/>
+        <w:rPr>
+          <w:lang w:val="tr-TR"/>
+        </w:rPr>
+      </w:pPr>
+      <w:r>
+        <w:rPr>
+          <w:lang w:val="tr-TR"/>
+        </w:rPr>
+        <w:lastRenderedPageBreak/>
+        <w:t xml:space="preserve"> Gerçekleştirim ve Yöntem</w:t>
+      </w:r>
+    </w:p>
+    <w:p>
+      <w:pPr>
+        <w:rPr>
+          <w:lang w:val="tr-TR"/>
+        </w:rPr>
+      </w:pPr>
+      <w:r>
+        <w:rPr>
+          <w:lang w:val="tr-TR"/>
+        </w:rPr>
+        <w:t>Raporun bu bölümünde senaryonun nasıl gerçekleştirildiği anlatılmaktadır.</w:t>
+      </w:r>
+    </w:p>
+    <w:p>
+      <w:pPr>
+        <w:pStyle w:val="Titre3"/>
+      </w:pPr>
+      <w:proofErr w:type="spellStart"/>
+      <w:r>
+        <w:t>Otomatik</w:t>
+      </w:r>
+      <w:proofErr w:type="spellEnd"/>
+      <w:r>
+        <w:t xml:space="preserve"> </w:t>
+      </w:r>
+      <w:proofErr w:type="spellStart"/>
+      <w:r>
+        <w:t>Yedekleme</w:t>
+      </w:r>
+      <w:proofErr w:type="spellEnd"/>
+      <w:r>
+        <w:t xml:space="preserve"> </w:t>
+      </w:r>
+      <w:proofErr w:type="spellStart"/>
+      <w:r>
+        <w:t>ve</w:t>
+      </w:r>
+      <w:proofErr w:type="spellEnd"/>
+      <w:r>
+        <w:t xml:space="preserve"> </w:t>
+      </w:r>
+      <w:proofErr w:type="spellStart"/>
+      <w:r>
+        <w:t>Uyarı</w:t>
+      </w:r>
+      <w:proofErr w:type="spellEnd"/>
+      <w:r>
+        <w:t xml:space="preserve"> </w:t>
+      </w:r>
+      <w:proofErr w:type="spellStart"/>
+      <w:r>
+        <w:t>Sistemi</w:t>
+      </w:r>
+      <w:proofErr w:type="spellEnd"/>
+    </w:p>
+    <w:p>
+      <w:pPr>
+        <w:rPr>
+          <w:lang w:val="en-US"/>
+        </w:rPr>
+      </w:pPr>
+      <w:r>
+        <w:rPr>
+          <w:lang w:val="en-US"/>
+        </w:rPr>
+        <w:t xml:space="preserve">Bu </w:t>
+      </w:r>
+      <w:proofErr w:type="spellStart"/>
+      <w:r>
+        <w:rPr>
+          <w:lang w:val="en-US"/>
+        </w:rPr>
+        <w:t>proje</w:t>
+      </w:r>
+      <w:proofErr w:type="spellEnd"/>
+      <w:r>
+        <w:rPr>
+          <w:lang w:val="en-US"/>
+        </w:rPr>
+        <w:t xml:space="preserve"> </w:t>
+      </w:r>
+      <w:proofErr w:type="spellStart"/>
+      <w:r>
+        <w:rPr>
+          <w:lang w:val="en-US"/>
+        </w:rPr>
+        <w:t>kapsamında</w:t>
+      </w:r>
+      <w:proofErr w:type="spellEnd"/>
+      <w:r>
+        <w:rPr>
+          <w:lang w:val="en-US"/>
+        </w:rPr>
+        <w:t xml:space="preserve"> </w:t>
+      </w:r>
+      <w:proofErr w:type="spellStart"/>
+      <w:r>
+        <w:rPr>
+          <w:lang w:val="en-US"/>
+        </w:rPr>
+        <w:t>vize</w:t>
+      </w:r>
+      <w:proofErr w:type="spellEnd"/>
+      <w:r>
+        <w:rPr>
+          <w:lang w:val="en-US"/>
+        </w:rPr>
+        <w:t xml:space="preserve"> </w:t>
+      </w:r>
+      <w:proofErr w:type="spellStart"/>
+      <w:r>
+        <w:rPr>
+          <w:lang w:val="en-US"/>
+        </w:rPr>
+        <w:t>için</w:t>
+      </w:r>
+      <w:proofErr w:type="spellEnd"/>
+      <w:r>
+        <w:rPr>
+          <w:lang w:val="en-US"/>
+        </w:rPr>
+        <w:t xml:space="preserve"> </w:t>
+      </w:r>
+      <w:proofErr w:type="spellStart"/>
+      <w:r>
+        <w:rPr>
+          <w:lang w:val="en-US"/>
+        </w:rPr>
+        <w:t>kullanılan</w:t>
+      </w:r>
+      <w:proofErr w:type="spellEnd"/>
+      <w:r>
+        <w:rPr>
+          <w:lang w:val="en-US"/>
+        </w:rPr>
+        <w:t xml:space="preserve"> database </w:t>
+      </w:r>
+      <w:proofErr w:type="spellStart"/>
+      <w:r>
+        <w:rPr>
+          <w:lang w:val="en-US"/>
+        </w:rPr>
+        <w:t>ve</w:t>
+      </w:r>
+      <w:proofErr w:type="spellEnd"/>
+      <w:r>
+        <w:rPr>
+          <w:lang w:val="en-US"/>
+        </w:rPr>
+        <w:t xml:space="preserve"> </w:t>
+      </w:r>
+      <w:proofErr w:type="spellStart"/>
+      <w:r>
+        <w:rPr>
+          <w:lang w:val="en-US"/>
+        </w:rPr>
+        <w:t>konfigrasyonlar</w:t>
+      </w:r>
+      <w:proofErr w:type="spellEnd"/>
+      <w:r>
+        <w:rPr>
+          <w:lang w:val="en-US"/>
+        </w:rPr>
+        <w:t xml:space="preserve"> </w:t>
+      </w:r>
+      <w:proofErr w:type="spellStart"/>
+      <w:r>
+        <w:rPr>
+          <w:lang w:val="en-US"/>
+        </w:rPr>
+        <w:t>kullanılmıştır</w:t>
+      </w:r>
+      <w:proofErr w:type="spellEnd"/>
+      <w:r>
+        <w:rPr>
+          <w:lang w:val="en-US"/>
+        </w:rPr>
+        <w:t xml:space="preserve">. Bu </w:t>
+      </w:r>
+      <w:proofErr w:type="spellStart"/>
+      <w:r>
+        <w:rPr>
+          <w:lang w:val="en-US"/>
+        </w:rPr>
+        <w:t>kurulum</w:t>
+      </w:r>
+      <w:proofErr w:type="spellEnd"/>
+      <w:r>
+        <w:rPr>
+          <w:lang w:val="en-US"/>
+        </w:rPr>
+        <w:t xml:space="preserve"> </w:t>
+      </w:r>
+      <w:proofErr w:type="spellStart"/>
+      <w:r>
+        <w:rPr>
+          <w:lang w:val="en-US"/>
+        </w:rPr>
+        <w:t>süreci</w:t>
+      </w:r>
+      <w:proofErr w:type="spellEnd"/>
+      <w:r>
+        <w:rPr>
+          <w:lang w:val="en-US"/>
+        </w:rPr>
+        <w:t xml:space="preserve"> </w:t>
+      </w:r>
+      <w:proofErr w:type="spellStart"/>
+      <w:r>
+        <w:rPr>
+          <w:lang w:val="en-US"/>
+        </w:rPr>
+        <w:t>vize</w:t>
+      </w:r>
+      <w:proofErr w:type="spellEnd"/>
+      <w:r>
+        <w:rPr>
+          <w:lang w:val="en-US"/>
+        </w:rPr>
+        <w:t xml:space="preserve"> </w:t>
+      </w:r>
+      <w:proofErr w:type="spellStart"/>
+      <w:r>
+        <w:rPr>
+          <w:lang w:val="en-US"/>
+        </w:rPr>
+        <w:t>raporunda</w:t>
+      </w:r>
+      <w:proofErr w:type="spellEnd"/>
+      <w:r>
+        <w:rPr>
+          <w:lang w:val="en-US"/>
+        </w:rPr>
+        <w:t xml:space="preserve"> </w:t>
+      </w:r>
+      <w:proofErr w:type="spellStart"/>
+      <w:r>
+        <w:rPr>
+          <w:lang w:val="en-US"/>
+        </w:rPr>
+        <w:t>işlendiğinden</w:t>
+      </w:r>
+      <w:proofErr w:type="spellEnd"/>
+      <w:r>
+        <w:rPr>
+          <w:lang w:val="en-US"/>
+        </w:rPr>
+        <w:t xml:space="preserve"> </w:t>
+      </w:r>
+      <w:proofErr w:type="spellStart"/>
+      <w:r>
+        <w:rPr>
+          <w:lang w:val="en-US"/>
+        </w:rPr>
+        <w:t>tekrar</w:t>
+      </w:r>
+      <w:proofErr w:type="spellEnd"/>
+      <w:r>
+        <w:rPr>
+          <w:lang w:val="en-US"/>
+        </w:rPr>
+        <w:t xml:space="preserve"> </w:t>
+      </w:r>
+      <w:proofErr w:type="spellStart"/>
+      <w:r>
+        <w:rPr>
+          <w:lang w:val="en-US"/>
+        </w:rPr>
+        <w:t>işlenmeyecektir</w:t>
+      </w:r>
+      <w:proofErr w:type="spellEnd"/>
+      <w:r>
+        <w:rPr>
+          <w:lang w:val="en-US"/>
+        </w:rPr>
+        <w:t>.</w:t>
+      </w:r>
+    </w:p>
+    <w:p>
+      <w:pPr>
+        <w:rPr>
+          <w:lang w:val="en-US"/>
+        </w:rPr>
+      </w:pPr>
+    </w:p>
+    <w:p>
+      <w:pPr>
+        <w:rPr>
+          <w:lang w:val="en-US"/>
+        </w:rPr>
+      </w:pPr>
+      <w:proofErr w:type="spellStart"/>
+      <w:r>
+        <w:rPr>
+          <w:lang w:val="en-US"/>
+        </w:rPr>
+        <w:t>Proje</w:t>
+      </w:r>
+      <w:proofErr w:type="spellEnd"/>
+      <w:r>
+        <w:rPr>
+          <w:lang w:val="en-US"/>
+        </w:rPr>
+        <w:t xml:space="preserve"> </w:t>
+      </w:r>
+      <w:proofErr w:type="spellStart"/>
+      <w:r>
+        <w:rPr>
+          <w:lang w:val="en-US"/>
+        </w:rPr>
+        <w:t>doğrultusunda</w:t>
+      </w:r>
+      <w:proofErr w:type="spellEnd"/>
+      <w:r>
+        <w:rPr>
+          <w:lang w:val="en-US"/>
+        </w:rPr>
+        <w:t xml:space="preserve"> </w:t>
+      </w:r>
+      <w:proofErr w:type="spellStart"/>
+      <w:r>
+        <w:rPr>
+          <w:lang w:val="en-US"/>
+        </w:rPr>
+        <w:t>bir</w:t>
+      </w:r>
+      <w:proofErr w:type="spellEnd"/>
+      <w:r>
+        <w:rPr>
+          <w:lang w:val="en-US"/>
+        </w:rPr>
+        <w:t xml:space="preserve"> bash script </w:t>
+      </w:r>
+      <w:proofErr w:type="spellStart"/>
+      <w:r>
+        <w:rPr>
+          <w:lang w:val="en-US"/>
+        </w:rPr>
+        <w:t>dosyası</w:t>
+      </w:r>
+      <w:proofErr w:type="spellEnd"/>
+      <w:r>
+        <w:rPr>
+          <w:lang w:val="en-US"/>
+        </w:rPr>
+        <w:t xml:space="preserve"> </w:t>
+      </w:r>
+      <w:proofErr w:type="spellStart"/>
+      <w:r>
+        <w:rPr>
+          <w:lang w:val="en-US"/>
+        </w:rPr>
+        <w:t>oluşturulmuş</w:t>
+      </w:r>
+      <w:proofErr w:type="spellEnd"/>
+      <w:r>
+        <w:rPr>
+          <w:lang w:val="en-US"/>
+        </w:rPr>
+        <w:t xml:space="preserve"> </w:t>
+      </w:r>
+      <w:proofErr w:type="spellStart"/>
+      <w:r>
+        <w:rPr>
+          <w:lang w:val="en-US"/>
+        </w:rPr>
+        <w:t>ve</w:t>
+      </w:r>
+      <w:proofErr w:type="spellEnd"/>
+      <w:r>
+        <w:rPr>
+          <w:lang w:val="en-US"/>
+        </w:rPr>
+        <w:t xml:space="preserve"> </w:t>
+      </w:r>
+      <w:proofErr w:type="spellStart"/>
+      <w:r>
+        <w:rPr>
+          <w:lang w:val="en-US"/>
+        </w:rPr>
+        <w:t>içerisi</w:t>
+      </w:r>
+      <w:proofErr w:type="spellEnd"/>
+      <w:r>
+        <w:rPr>
+          <w:lang w:val="en-US"/>
+        </w:rPr>
+        <w:t xml:space="preserve"> </w:t>
+      </w:r>
+      <w:proofErr w:type="spellStart"/>
+      <w:r>
+        <w:rPr>
+          <w:lang w:val="en-US"/>
+        </w:rPr>
+        <w:t>aşağıdaki</w:t>
+      </w:r>
+      <w:proofErr w:type="spellEnd"/>
+      <w:r>
+        <w:rPr>
+          <w:lang w:val="en-US"/>
+        </w:rPr>
+        <w:t xml:space="preserve"> </w:t>
+      </w:r>
+      <w:proofErr w:type="spellStart"/>
+      <w:r>
+        <w:rPr>
+          <w:lang w:val="en-US"/>
+        </w:rPr>
+        <w:t>gibi</w:t>
+      </w:r>
+      <w:proofErr w:type="spellEnd"/>
+      <w:r>
+        <w:rPr>
+          <w:lang w:val="en-US"/>
+        </w:rPr>
+        <w:t xml:space="preserve"> </w:t>
+      </w:r>
+      <w:proofErr w:type="spellStart"/>
+      <w:r>
+        <w:rPr>
+          <w:lang w:val="en-US"/>
+        </w:rPr>
+        <w:t>doldurulmuştur</w:t>
+      </w:r>
+      <w:proofErr w:type="spellEnd"/>
+      <w:r>
+        <w:rPr>
+          <w:lang w:val="en-US"/>
+        </w:rPr>
+        <w:t>.</w:t>
+      </w:r>
+    </w:p>
+    <w:p>
+      <w:pPr>
+        <w:rPr>
+          <w:lang w:val="en-US"/>
+        </w:rPr>
+      </w:pPr>
+      <w:r>
+        <w:rPr>
+          <w:lang w:val="en-US"/>
+        </w:rPr>
+        <w:drawing>
+          <wp:inline distT="0" distB="0" distL="0" distR="0" wp14:anchorId="0183FBA8" wp14:editId="2757ABFD">
+            <wp:extent cx="5971540" cy="2609850"/>
+            <wp:effectExtent l="0" t="0" r="0" b="6350"/>
+            <wp:docPr id="102159002" name="Image 1" descr="Une image contenant texte, capture d’écran&#10;&#10;Le contenu généré par l’IA peut être incorrect."/>
+            <wp:cNvGraphicFramePr>
+              <a:graphicFrameLocks xmlns:a="http://schemas.openxmlformats.org/drawingml/2006/main" noChangeAspect="1"/>
+            </wp:cNvGraphicFramePr>
+            <a:graphic xmlns:a="http://schemas.openxmlformats.org/drawingml/2006/main">
+              <a:graphicData uri="http://schemas.openxmlformats.org/drawingml/2006/picture">
+                <pic:pic xmlns:pic="http://schemas.openxmlformats.org/drawingml/2006/picture">
+                  <pic:nvPicPr>
+                    <pic:cNvPr id="102159002" name="Image 1" descr="Une image contenant texte, capture d’écran&#10;&#10;Le contenu généré par l’IA peut être incorrect."/>
+                    <pic:cNvPicPr/>
+                  </pic:nvPicPr>
+                  <pic:blipFill>
+                    <a:blip r:embed="rId31"/>
+                    <a:stretch>
+                      <a:fillRect/>
+                    </a:stretch>
+                  </pic:blipFill>
+                  <pic:spPr>
+                    <a:xfrm>
+                      <a:off x="0" y="0"/>
+                      <a:ext cx="5971540" cy="2609850"/>
+                    </a:xfrm>
+                    <a:prstGeom prst="rect">
+                      <a:avLst/>
+                    </a:prstGeom>
+                  </pic:spPr>
+                </pic:pic>
+              </a:graphicData>
+            </a:graphic>
+          </wp:inline>
+        </w:drawing>
+      </w:r>
+    </w:p>
+    <w:p>
+      <w:pPr>
+        <w:rPr>
+          <w:lang w:val="en-US"/>
+        </w:rPr>
+      </w:pPr>
     </w:p>
     <w:sectPr>
       <w:pgSz w:w="12240" w:h="15840"/>

--- a/RAPOR.docx
+++ b/RAPOR.docx
@@ -20,7 +20,7 @@
           <w:noProof/>
         </w:rPr>
         <w:drawing>
-          <wp:inline distT="0" distB="0" distL="0" distR="0" wp14:anchorId="537ECBD4" wp14:editId="2134D599">
+          <wp:inline distT="0" distB="0" distL="0" distR="0" wp14:anchorId="537ECBD4" wp14:editId="7E98DA36">
             <wp:extent cx="2268071" cy="2268071"/>
             <wp:effectExtent l="0" t="0" r="5715" b="5715"/>
             <wp:docPr id="756522366" name="Picture 1"/>
@@ -1218,6 +1218,7 @@
     <w:p>
       <w:pPr>
         <w:pStyle w:val="Titre3"/>
+        <w:spacing w:after="240"/>
       </w:pPr>
       <w:proofErr w:type="spellStart"/>
       <w:r>
@@ -1253,7 +1254,6 @@
           <w:ilvl w:val="0"/>
           <w:numId w:val="10"/>
         </w:numPr>
-        <w:spacing w:before="240"/>
         <w:rPr>
           <w:lang w:val="tr-TR"/>
         </w:rPr>
@@ -2189,13 +2189,6 @@
           <w:lang w:val="tr-TR"/>
         </w:rPr>
       </w:pPr>
-    </w:p>
-    <w:p>
-      <w:pPr>
-        <w:rPr>
-          <w:lang w:val="tr-TR"/>
-        </w:rPr>
-      </w:pPr>
       <w:r>
         <w:rPr>
           <w:lang w:val="tr-TR"/>
@@ -2556,7 +2549,7 @@
     <w:p>
       <w:pPr>
         <w:rPr>
-          <w:lang w:val="en-US"/>
+          <w:lang w:val="tr-TR"/>
         </w:rPr>
       </w:pPr>
       <w:r>
@@ -2716,6 +2709,63 @@
           <w:lang w:val="tr-TR"/>
         </w:rPr>
         <w:t xml:space="preserve"> çalıştırılmış ve veriler temizlenmiştir.</w:t>
+      </w:r>
+    </w:p>
+    <w:p>
+      <w:pPr>
+        <w:rPr>
+          <w:lang w:val="en-US"/>
+        </w:rPr>
+      </w:pPr>
+      <w:r>
+        <w:rPr>
+          <w:noProof/>
+          <w:lang w:val="tr-TR"/>
+        </w:rPr>
+        <w:drawing>
+          <wp:inline distT="0" distB="0" distL="0" distR="0" wp14:anchorId="3100EEDD" wp14:editId="79818BEE">
+            <wp:extent cx="5971540" cy="2817628"/>
+            <wp:effectExtent l="0" t="0" r="0" b="1905"/>
+            <wp:docPr id="1943152750" name="Image 1" descr="Une image contenant texte, capture d’écran&#10;&#10;Le contenu généré par l’IA peut être incorrect."/>
+            <wp:cNvGraphicFramePr>
+              <a:graphicFrameLocks xmlns:a="http://schemas.openxmlformats.org/drawingml/2006/main" noChangeAspect="1"/>
+            </wp:cNvGraphicFramePr>
+            <a:graphic xmlns:a="http://schemas.openxmlformats.org/drawingml/2006/main">
+              <a:graphicData uri="http://schemas.openxmlformats.org/drawingml/2006/picture">
+                <pic:pic xmlns:pic="http://schemas.openxmlformats.org/drawingml/2006/picture">
+                  <pic:nvPicPr>
+                    <pic:cNvPr id="1641183368" name="Image 1" descr="Une image contenant texte, capture d’écran&#10;&#10;Le contenu généré par l’IA peut être incorrect."/>
+                    <pic:cNvPicPr/>
+                  </pic:nvPicPr>
+                  <pic:blipFill rotWithShape="1">
+                    <a:blip r:embed="rId24"/>
+                    <a:srcRect b="51040"/>
+                    <a:stretch>
+                      <a:fillRect/>
+                    </a:stretch>
+                  </pic:blipFill>
+                  <pic:spPr bwMode="auto">
+                    <a:xfrm>
+                      <a:off x="0" y="0"/>
+                      <a:ext cx="5971540" cy="2817628"/>
+                    </a:xfrm>
+                    <a:prstGeom prst="rect">
+                      <a:avLst/>
+                    </a:prstGeom>
+                    <a:ln>
+                      <a:noFill/>
+                    </a:ln>
+                    <a:extLst>
+                      <a:ext uri="{53640926-AAD7-44D8-BBD7-CCE9431645EC}">
+                        <a14:shadowObscured xmlns:a14="http://schemas.microsoft.com/office/drawing/2010/main"/>
+                      </a:ext>
+                    </a:extLst>
+                  </pic:spPr>
+                </pic:pic>
+              </a:graphicData>
+            </a:graphic>
+          </wp:inline>
+        </w:drawing>
       </w:r>
     </w:p>
     <w:p>
@@ -2731,9 +2781,9 @@
         </w:rPr>
         <w:lastRenderedPageBreak/>
         <w:drawing>
-          <wp:inline distT="0" distB="0" distL="0" distR="0" wp14:anchorId="42ACA0A9" wp14:editId="587EE253">
-            <wp:extent cx="5971540" cy="5755005"/>
-            <wp:effectExtent l="0" t="0" r="0" b="0"/>
+          <wp:inline distT="0" distB="0" distL="0" distR="0" wp14:anchorId="42ACA0A9" wp14:editId="74AA37E4">
+            <wp:extent cx="5971540" cy="2958642"/>
+            <wp:effectExtent l="0" t="0" r="0" b="635"/>
             <wp:docPr id="1641183368" name="Image 1" descr="Une image contenant texte, capture d’écran&#10;&#10;Le contenu généré par l’IA peut être incorrect."/>
             <wp:cNvGraphicFramePr>
               <a:graphicFrameLocks xmlns:a="http://schemas.openxmlformats.org/drawingml/2006/main" noChangeAspect="1"/>
@@ -2745,20 +2795,29 @@
                     <pic:cNvPr id="1641183368" name="Image 1" descr="Une image contenant texte, capture d’écran&#10;&#10;Le contenu généré par l’IA peut être incorrect."/>
                     <pic:cNvPicPr/>
                   </pic:nvPicPr>
-                  <pic:blipFill>
+                  <pic:blipFill rotWithShape="1">
                     <a:blip r:embed="rId24"/>
+                    <a:srcRect t="48590"/>
                     <a:stretch>
                       <a:fillRect/>
                     </a:stretch>
                   </pic:blipFill>
-                  <pic:spPr>
+                  <pic:spPr bwMode="auto">
                     <a:xfrm>
                       <a:off x="0" y="0"/>
-                      <a:ext cx="5971540" cy="5755005"/>
+                      <a:ext cx="5971540" cy="2958642"/>
                     </a:xfrm>
                     <a:prstGeom prst="rect">
                       <a:avLst/>
                     </a:prstGeom>
+                    <a:ln>
+                      <a:noFill/>
+                    </a:ln>
+                    <a:extLst>
+                      <a:ext uri="{53640926-AAD7-44D8-BBD7-CCE9431645EC}">
+                        <a14:shadowObscured xmlns:a14="http://schemas.microsoft.com/office/drawing/2010/main"/>
+                      </a:ext>
+                    </a:extLst>
                   </pic:spPr>
                 </pic:pic>
               </a:graphicData>
@@ -4059,7 +4118,6 @@
         <w:rPr>
           <w:lang w:val="en-US"/>
         </w:rPr>
-        <w:lastRenderedPageBreak/>
         <w:t>Adım</w:t>
       </w:r>
       <w:proofErr w:type="spellEnd"/>
@@ -4211,31 +4269,32 @@
     </w:p>
     <w:p>
       <w:pPr>
+        <w:spacing w:before="240" w:line="240" w:lineRule="auto"/>
+        <w:rPr>
+          <w:lang w:val="tr-TR"/>
+        </w:rPr>
+      </w:pPr>
+      <w:r>
+        <w:rPr>
+          <w:lang w:val="tr-TR"/>
+        </w:rPr>
+        <w:t>Yukarıda görüleceği üzere veriler düzgün şekilde temizlenmiş ve dönüştürülmüştür.</w:t>
+      </w:r>
+    </w:p>
+    <w:p>
+      <w:pPr>
         <w:spacing w:line="240" w:lineRule="auto"/>
         <w:rPr>
           <w:lang w:val="tr-TR"/>
         </w:rPr>
       </w:pPr>
-      <w:r>
-        <w:rPr>
-          <w:lang w:val="tr-TR"/>
-        </w:rPr>
-        <w:t>Yukarıda görüleceği üzere veriler düzgün şekilde temizlenmiş ve dönüştürülmüştür.</w:t>
-      </w:r>
-    </w:p>
-    <w:p>
-      <w:pPr>
-        <w:spacing w:line="240" w:lineRule="auto"/>
-        <w:rPr>
-          <w:lang w:val="tr-TR"/>
-        </w:rPr>
-      </w:pPr>
     </w:p>
     <w:p>
       <w:pPr>
         <w:pStyle w:val="Titre3"/>
       </w:pPr>
       <w:r>
+        <w:lastRenderedPageBreak/>
         <w:t xml:space="preserve">Veri </w:t>
       </w:r>
       <w:proofErr w:type="spellStart"/>
@@ -4436,13 +4495,6 @@
     </w:p>
     <w:p>
       <w:pPr>
-        <w:rPr>
-          <w:lang w:val="tr-TR"/>
-        </w:rPr>
-      </w:pPr>
-    </w:p>
-    <w:p>
-      <w:pPr>
         <w:pStyle w:val="Titre3"/>
       </w:pPr>
       <w:proofErr w:type="spellStart"/>
@@ -4525,7 +4577,6 @@
           <w:noProof/>
           <w:lang w:val="tr-TR"/>
         </w:rPr>
-        <w:lastRenderedPageBreak/>
         <w:drawing>
           <wp:inline distT="0" distB="0" distL="0" distR="0" wp14:anchorId="102FC329" wp14:editId="21C59C92">
             <wp:extent cx="5971540" cy="1443355"/>
@@ -4663,6 +4714,7 @@
         <w:rPr>
           <w:lang w:val="en-US"/>
         </w:rPr>
+        <w:lastRenderedPageBreak/>
         <w:t>Görüleceği</w:t>
       </w:r>
       <w:proofErr w:type="spellEnd"/>
@@ -5200,6 +5252,7 @@
     <w:p>
       <w:pPr>
         <w:pStyle w:val="Titre2"/>
+        <w:spacing w:before="240"/>
         <w:rPr>
           <w:lang w:val="tr-TR"/>
         </w:rPr>
@@ -5281,6 +5334,7 @@
     <w:p>
       <w:pPr>
         <w:pStyle w:val="Titre2"/>
+        <w:spacing w:before="240"/>
         <w:rPr>
           <w:lang w:val="tr-TR"/>
         </w:rPr>
@@ -5381,474 +5435,473 @@
     </w:p>
     <w:p>
       <w:pPr>
-        <w:ind w:left="360"/>
-        <w:rPr>
-          <w:lang w:val="tr-TR"/>
-        </w:rPr>
-      </w:pPr>
-    </w:p>
-    <w:p>
-      <w:pPr>
         <w:pStyle w:val="Titre2"/>
-        <w:rPr>
-          <w:lang w:val="tr-TR"/>
-        </w:rPr>
-      </w:pPr>
-      <w:r>
-        <w:rPr>
-          <w:lang w:val="tr-TR"/>
+        <w:spacing w:before="240"/>
+        <w:rPr>
+          <w:lang w:val="tr-TR"/>
+        </w:rPr>
+      </w:pPr>
+      <w:r>
+        <w:rPr>
+          <w:lang w:val="tr-TR"/>
+        </w:rPr>
+        <w:t xml:space="preserve"> Gerçekleştirim ve Yöntem</w:t>
+      </w:r>
+    </w:p>
+    <w:p>
+      <w:pPr>
+        <w:rPr>
+          <w:lang w:val="tr-TR"/>
+        </w:rPr>
+      </w:pPr>
+      <w:r>
+        <w:rPr>
+          <w:lang w:val="tr-TR"/>
+        </w:rPr>
+        <w:t>Raporun bu bölümünde senaryonun nasıl gerçekleştirildiği anlatılmaktadır.</w:t>
+      </w:r>
+    </w:p>
+    <w:p>
+      <w:pPr>
+        <w:pStyle w:val="Titre3"/>
+      </w:pPr>
+      <w:proofErr w:type="spellStart"/>
+      <w:r>
+        <w:t>Otomatik</w:t>
+      </w:r>
+      <w:proofErr w:type="spellEnd"/>
+      <w:r>
+        <w:t xml:space="preserve"> </w:t>
+      </w:r>
+      <w:proofErr w:type="spellStart"/>
+      <w:r>
+        <w:t>Yedekleme</w:t>
+      </w:r>
+      <w:proofErr w:type="spellEnd"/>
+      <w:r>
+        <w:t xml:space="preserve"> </w:t>
+      </w:r>
+      <w:proofErr w:type="spellStart"/>
+      <w:r>
+        <w:t>ve</w:t>
+      </w:r>
+      <w:proofErr w:type="spellEnd"/>
+      <w:r>
+        <w:t xml:space="preserve"> </w:t>
+      </w:r>
+      <w:proofErr w:type="spellStart"/>
+      <w:r>
+        <w:t>Uyarı</w:t>
+      </w:r>
+      <w:proofErr w:type="spellEnd"/>
+      <w:r>
+        <w:t xml:space="preserve"> </w:t>
+      </w:r>
+      <w:proofErr w:type="spellStart"/>
+      <w:r>
+        <w:t>Sistemi</w:t>
+      </w:r>
+      <w:proofErr w:type="spellEnd"/>
+    </w:p>
+    <w:p>
+      <w:pPr>
+        <w:rPr>
+          <w:lang w:val="en-US"/>
+        </w:rPr>
+      </w:pPr>
+      <w:r>
+        <w:rPr>
+          <w:lang w:val="en-US"/>
+        </w:rPr>
+        <w:t xml:space="preserve">Bu </w:t>
+      </w:r>
+      <w:proofErr w:type="spellStart"/>
+      <w:r>
+        <w:rPr>
+          <w:lang w:val="en-US"/>
+        </w:rPr>
+        <w:t>proje</w:t>
+      </w:r>
+      <w:proofErr w:type="spellEnd"/>
+      <w:r>
+        <w:rPr>
+          <w:lang w:val="en-US"/>
+        </w:rPr>
+        <w:t xml:space="preserve"> </w:t>
+      </w:r>
+      <w:proofErr w:type="spellStart"/>
+      <w:r>
+        <w:rPr>
+          <w:lang w:val="en-US"/>
+        </w:rPr>
+        <w:t>kapsamında</w:t>
+      </w:r>
+      <w:proofErr w:type="spellEnd"/>
+      <w:r>
+        <w:rPr>
+          <w:lang w:val="en-US"/>
+        </w:rPr>
+        <w:t xml:space="preserve"> </w:t>
+      </w:r>
+      <w:proofErr w:type="spellStart"/>
+      <w:r>
+        <w:rPr>
+          <w:lang w:val="en-US"/>
+        </w:rPr>
+        <w:t>vize</w:t>
+      </w:r>
+      <w:proofErr w:type="spellEnd"/>
+      <w:r>
+        <w:rPr>
+          <w:lang w:val="en-US"/>
+        </w:rPr>
+        <w:t xml:space="preserve"> </w:t>
+      </w:r>
+      <w:proofErr w:type="spellStart"/>
+      <w:r>
+        <w:rPr>
+          <w:lang w:val="en-US"/>
+        </w:rPr>
+        <w:t>için</w:t>
+      </w:r>
+      <w:proofErr w:type="spellEnd"/>
+      <w:r>
+        <w:rPr>
+          <w:lang w:val="en-US"/>
+        </w:rPr>
+        <w:t xml:space="preserve"> </w:t>
+      </w:r>
+      <w:proofErr w:type="spellStart"/>
+      <w:r>
+        <w:rPr>
+          <w:lang w:val="en-US"/>
+        </w:rPr>
+        <w:t>kullanılan</w:t>
+      </w:r>
+      <w:proofErr w:type="spellEnd"/>
+      <w:r>
+        <w:rPr>
+          <w:lang w:val="en-US"/>
+        </w:rPr>
+        <w:t xml:space="preserve"> database </w:t>
+      </w:r>
+      <w:proofErr w:type="spellStart"/>
+      <w:r>
+        <w:rPr>
+          <w:lang w:val="en-US"/>
+        </w:rPr>
+        <w:t>ve</w:t>
+      </w:r>
+      <w:proofErr w:type="spellEnd"/>
+      <w:r>
+        <w:rPr>
+          <w:lang w:val="en-US"/>
+        </w:rPr>
+        <w:t xml:space="preserve"> </w:t>
+      </w:r>
+      <w:proofErr w:type="spellStart"/>
+      <w:r>
+        <w:rPr>
+          <w:lang w:val="en-US"/>
+        </w:rPr>
+        <w:t>konfigrasyonlar</w:t>
+      </w:r>
+      <w:proofErr w:type="spellEnd"/>
+      <w:r>
+        <w:rPr>
+          <w:lang w:val="en-US"/>
+        </w:rPr>
+        <w:t xml:space="preserve"> </w:t>
+      </w:r>
+      <w:proofErr w:type="spellStart"/>
+      <w:r>
+        <w:rPr>
+          <w:lang w:val="en-US"/>
+        </w:rPr>
+        <w:t>kullanılmıştır</w:t>
+      </w:r>
+      <w:proofErr w:type="spellEnd"/>
+      <w:r>
+        <w:rPr>
+          <w:lang w:val="en-US"/>
+        </w:rPr>
+        <w:t xml:space="preserve">. Bu </w:t>
+      </w:r>
+      <w:proofErr w:type="spellStart"/>
+      <w:r>
+        <w:rPr>
+          <w:lang w:val="en-US"/>
+        </w:rPr>
+        <w:t>kurulum</w:t>
+      </w:r>
+      <w:proofErr w:type="spellEnd"/>
+      <w:r>
+        <w:rPr>
+          <w:lang w:val="en-US"/>
+        </w:rPr>
+        <w:t xml:space="preserve"> </w:t>
+      </w:r>
+      <w:proofErr w:type="spellStart"/>
+      <w:r>
+        <w:rPr>
+          <w:lang w:val="en-US"/>
+        </w:rPr>
+        <w:t>süreci</w:t>
+      </w:r>
+      <w:proofErr w:type="spellEnd"/>
+      <w:r>
+        <w:rPr>
+          <w:lang w:val="en-US"/>
+        </w:rPr>
+        <w:t xml:space="preserve"> </w:t>
+      </w:r>
+      <w:proofErr w:type="spellStart"/>
+      <w:r>
+        <w:rPr>
+          <w:lang w:val="en-US"/>
+        </w:rPr>
+        <w:t>vize</w:t>
+      </w:r>
+      <w:proofErr w:type="spellEnd"/>
+      <w:r>
+        <w:rPr>
+          <w:lang w:val="en-US"/>
+        </w:rPr>
+        <w:t xml:space="preserve"> </w:t>
+      </w:r>
+      <w:proofErr w:type="spellStart"/>
+      <w:r>
+        <w:rPr>
+          <w:lang w:val="en-US"/>
+        </w:rPr>
+        <w:t>raporunda</w:t>
+      </w:r>
+      <w:proofErr w:type="spellEnd"/>
+      <w:r>
+        <w:rPr>
+          <w:lang w:val="en-US"/>
+        </w:rPr>
+        <w:t xml:space="preserve"> </w:t>
+      </w:r>
+      <w:proofErr w:type="spellStart"/>
+      <w:r>
+        <w:rPr>
+          <w:lang w:val="en-US"/>
+        </w:rPr>
+        <w:t>işlendiğinden</w:t>
+      </w:r>
+      <w:proofErr w:type="spellEnd"/>
+      <w:r>
+        <w:rPr>
+          <w:lang w:val="en-US"/>
+        </w:rPr>
+        <w:t xml:space="preserve"> </w:t>
+      </w:r>
+      <w:proofErr w:type="spellStart"/>
+      <w:r>
+        <w:rPr>
+          <w:lang w:val="en-US"/>
+        </w:rPr>
+        <w:t>tekrar</w:t>
+      </w:r>
+      <w:proofErr w:type="spellEnd"/>
+      <w:r>
+        <w:rPr>
+          <w:lang w:val="en-US"/>
+        </w:rPr>
+        <w:t xml:space="preserve"> </w:t>
+      </w:r>
+      <w:proofErr w:type="spellStart"/>
+      <w:r>
+        <w:rPr>
+          <w:lang w:val="en-US"/>
+        </w:rPr>
+        <w:t>işlenmeyecektir</w:t>
+      </w:r>
+      <w:proofErr w:type="spellEnd"/>
+      <w:r>
+        <w:rPr>
+          <w:lang w:val="en-US"/>
+        </w:rPr>
+        <w:t>.</w:t>
+      </w:r>
+    </w:p>
+    <w:p>
+      <w:pPr>
+        <w:rPr>
+          <w:lang w:val="en-US"/>
+        </w:rPr>
+      </w:pPr>
+    </w:p>
+    <w:p>
+      <w:pPr>
+        <w:rPr>
+          <w:lang w:val="tr-TR"/>
+        </w:rPr>
+      </w:pPr>
+      <w:proofErr w:type="spellStart"/>
+      <w:r>
+        <w:rPr>
+          <w:lang w:val="en-US"/>
+        </w:rPr>
+        <w:t>Proje</w:t>
+      </w:r>
+      <w:proofErr w:type="spellEnd"/>
+      <w:r>
+        <w:rPr>
+          <w:lang w:val="en-US"/>
+        </w:rPr>
+        <w:t xml:space="preserve"> </w:t>
+      </w:r>
+      <w:proofErr w:type="spellStart"/>
+      <w:r>
+        <w:rPr>
+          <w:lang w:val="en-US"/>
+        </w:rPr>
+        <w:t>doğrultusunda</w:t>
+      </w:r>
+      <w:proofErr w:type="spellEnd"/>
+      <w:r>
+        <w:rPr>
+          <w:lang w:val="en-US"/>
+        </w:rPr>
+        <w:t xml:space="preserve"> </w:t>
+      </w:r>
+      <w:proofErr w:type="spellStart"/>
+      <w:r>
+        <w:rPr>
+          <w:lang w:val="en-US"/>
+        </w:rPr>
+        <w:t>bir</w:t>
+      </w:r>
+      <w:proofErr w:type="spellEnd"/>
+      <w:r>
+        <w:rPr>
+          <w:lang w:val="en-US"/>
+        </w:rPr>
+        <w:t xml:space="preserve"> bash script </w:t>
+      </w:r>
+      <w:proofErr w:type="spellStart"/>
+      <w:r>
+        <w:rPr>
+          <w:lang w:val="en-US"/>
+        </w:rPr>
+        <w:t>dosyası</w:t>
+      </w:r>
+      <w:proofErr w:type="spellEnd"/>
+      <w:r>
+        <w:rPr>
+          <w:lang w:val="en-US"/>
+        </w:rPr>
+        <w:t xml:space="preserve"> </w:t>
+      </w:r>
+      <w:proofErr w:type="spellStart"/>
+      <w:r>
+        <w:rPr>
+          <w:lang w:val="en-US"/>
+        </w:rPr>
+        <w:t>oluşturulmuş</w:t>
+      </w:r>
+      <w:proofErr w:type="spellEnd"/>
+      <w:r>
+        <w:rPr>
+          <w:lang w:val="en-US"/>
+        </w:rPr>
+        <w:t xml:space="preserve"> </w:t>
+      </w:r>
+      <w:proofErr w:type="spellStart"/>
+      <w:r>
+        <w:rPr>
+          <w:lang w:val="en-US"/>
+        </w:rPr>
+        <w:t>ve</w:t>
+      </w:r>
+      <w:proofErr w:type="spellEnd"/>
+      <w:r>
+        <w:rPr>
+          <w:lang w:val="en-US"/>
+        </w:rPr>
+        <w:t xml:space="preserve"> </w:t>
+      </w:r>
+      <w:proofErr w:type="spellStart"/>
+      <w:r>
+        <w:rPr>
+          <w:lang w:val="en-US"/>
+        </w:rPr>
+        <w:t>içerisi</w:t>
+      </w:r>
+      <w:proofErr w:type="spellEnd"/>
+      <w:r>
+        <w:rPr>
+          <w:lang w:val="en-US"/>
+        </w:rPr>
+        <w:t xml:space="preserve"> </w:t>
+      </w:r>
+      <w:proofErr w:type="spellStart"/>
+      <w:r>
+        <w:rPr>
+          <w:lang w:val="en-US"/>
+        </w:rPr>
+        <w:t>aşağıdaki</w:t>
+      </w:r>
+      <w:proofErr w:type="spellEnd"/>
+      <w:r>
+        <w:rPr>
+          <w:lang w:val="en-US"/>
+        </w:rPr>
+        <w:t xml:space="preserve"> </w:t>
+      </w:r>
+      <w:proofErr w:type="spellStart"/>
+      <w:r>
+        <w:rPr>
+          <w:lang w:val="en-US"/>
+        </w:rPr>
+        <w:t>gibi</w:t>
+      </w:r>
+      <w:proofErr w:type="spellEnd"/>
+      <w:r>
+        <w:rPr>
+          <w:lang w:val="en-US"/>
+        </w:rPr>
+        <w:t xml:space="preserve"> </w:t>
+      </w:r>
+      <w:proofErr w:type="spellStart"/>
+      <w:r>
+        <w:rPr>
+          <w:lang w:val="en-US"/>
+        </w:rPr>
+        <w:t>doldurulmuştur</w:t>
+      </w:r>
+      <w:proofErr w:type="spellEnd"/>
+      <w:r>
+        <w:rPr>
+          <w:lang w:val="en-US"/>
+        </w:rPr>
+        <w:t>.</w:t>
+      </w:r>
+      <w:r>
+        <w:rPr>
+          <w:lang w:val="en-US"/>
+        </w:rPr>
+        <w:t xml:space="preserve"> </w:t>
+      </w:r>
+    </w:p>
+    <w:p>
+      <w:pPr>
+        <w:rPr>
+          <w:lang w:val="en-US"/>
+        </w:rPr>
+      </w:pPr>
+      <w:r>
+        <w:rPr>
+          <w:lang w:val="en-US"/>
         </w:rPr>
         <w:lastRenderedPageBreak/>
-        <w:t xml:space="preserve"> Gerçekleştirim ve Yöntem</w:t>
-      </w:r>
-    </w:p>
-    <w:p>
-      <w:pPr>
-        <w:rPr>
-          <w:lang w:val="tr-TR"/>
-        </w:rPr>
-      </w:pPr>
-      <w:r>
-        <w:rPr>
-          <w:lang w:val="tr-TR"/>
-        </w:rPr>
-        <w:t>Raporun bu bölümünde senaryonun nasıl gerçekleştirildiği anlatılmaktadır.</w:t>
-      </w:r>
-    </w:p>
-    <w:p>
-      <w:pPr>
-        <w:pStyle w:val="Titre3"/>
-      </w:pPr>
-      <w:proofErr w:type="spellStart"/>
-      <w:r>
-        <w:t>Otomatik</w:t>
-      </w:r>
-      <w:proofErr w:type="spellEnd"/>
-      <w:r>
-        <w:t xml:space="preserve"> </w:t>
-      </w:r>
-      <w:proofErr w:type="spellStart"/>
-      <w:r>
-        <w:t>Yedekleme</w:t>
-      </w:r>
-      <w:proofErr w:type="spellEnd"/>
-      <w:r>
-        <w:t xml:space="preserve"> </w:t>
-      </w:r>
-      <w:proofErr w:type="spellStart"/>
-      <w:r>
-        <w:t>ve</w:t>
-      </w:r>
-      <w:proofErr w:type="spellEnd"/>
-      <w:r>
-        <w:t xml:space="preserve"> </w:t>
-      </w:r>
-      <w:proofErr w:type="spellStart"/>
-      <w:r>
-        <w:t>Uyarı</w:t>
-      </w:r>
-      <w:proofErr w:type="spellEnd"/>
-      <w:r>
-        <w:t xml:space="preserve"> </w:t>
-      </w:r>
-      <w:proofErr w:type="spellStart"/>
-      <w:r>
-        <w:t>Sistemi</w:t>
-      </w:r>
-      <w:proofErr w:type="spellEnd"/>
-    </w:p>
-    <w:p>
-      <w:pPr>
-        <w:rPr>
-          <w:lang w:val="en-US"/>
-        </w:rPr>
-      </w:pPr>
-      <w:r>
-        <w:rPr>
-          <w:lang w:val="en-US"/>
-        </w:rPr>
-        <w:t xml:space="preserve">Bu </w:t>
-      </w:r>
-      <w:proofErr w:type="spellStart"/>
-      <w:r>
-        <w:rPr>
-          <w:lang w:val="en-US"/>
-        </w:rPr>
-        <w:t>proje</w:t>
-      </w:r>
-      <w:proofErr w:type="spellEnd"/>
-      <w:r>
-        <w:rPr>
-          <w:lang w:val="en-US"/>
-        </w:rPr>
-        <w:t xml:space="preserve"> </w:t>
-      </w:r>
-      <w:proofErr w:type="spellStart"/>
-      <w:r>
-        <w:rPr>
-          <w:lang w:val="en-US"/>
-        </w:rPr>
-        <w:t>kapsamında</w:t>
-      </w:r>
-      <w:proofErr w:type="spellEnd"/>
-      <w:r>
-        <w:rPr>
-          <w:lang w:val="en-US"/>
-        </w:rPr>
-        <w:t xml:space="preserve"> </w:t>
-      </w:r>
-      <w:proofErr w:type="spellStart"/>
-      <w:r>
-        <w:rPr>
-          <w:lang w:val="en-US"/>
-        </w:rPr>
-        <w:t>vize</w:t>
-      </w:r>
-      <w:proofErr w:type="spellEnd"/>
-      <w:r>
-        <w:rPr>
-          <w:lang w:val="en-US"/>
-        </w:rPr>
-        <w:t xml:space="preserve"> </w:t>
-      </w:r>
-      <w:proofErr w:type="spellStart"/>
-      <w:r>
-        <w:rPr>
-          <w:lang w:val="en-US"/>
-        </w:rPr>
-        <w:t>için</w:t>
-      </w:r>
-      <w:proofErr w:type="spellEnd"/>
-      <w:r>
-        <w:rPr>
-          <w:lang w:val="en-US"/>
-        </w:rPr>
-        <w:t xml:space="preserve"> </w:t>
-      </w:r>
-      <w:proofErr w:type="spellStart"/>
-      <w:r>
-        <w:rPr>
-          <w:lang w:val="en-US"/>
-        </w:rPr>
-        <w:t>kullanılan</w:t>
-      </w:r>
-      <w:proofErr w:type="spellEnd"/>
-      <w:r>
-        <w:rPr>
-          <w:lang w:val="en-US"/>
-        </w:rPr>
-        <w:t xml:space="preserve"> database </w:t>
-      </w:r>
-      <w:proofErr w:type="spellStart"/>
-      <w:r>
-        <w:rPr>
-          <w:lang w:val="en-US"/>
-        </w:rPr>
-        <w:t>ve</w:t>
-      </w:r>
-      <w:proofErr w:type="spellEnd"/>
-      <w:r>
-        <w:rPr>
-          <w:lang w:val="en-US"/>
-        </w:rPr>
-        <w:t xml:space="preserve"> </w:t>
-      </w:r>
-      <w:proofErr w:type="spellStart"/>
-      <w:r>
-        <w:rPr>
-          <w:lang w:val="en-US"/>
-        </w:rPr>
-        <w:t>konfigrasyonlar</w:t>
-      </w:r>
-      <w:proofErr w:type="spellEnd"/>
-      <w:r>
-        <w:rPr>
-          <w:lang w:val="en-US"/>
-        </w:rPr>
-        <w:t xml:space="preserve"> </w:t>
-      </w:r>
-      <w:proofErr w:type="spellStart"/>
-      <w:r>
-        <w:rPr>
-          <w:lang w:val="en-US"/>
-        </w:rPr>
-        <w:t>kullanılmıştır</w:t>
-      </w:r>
-      <w:proofErr w:type="spellEnd"/>
-      <w:r>
-        <w:rPr>
-          <w:lang w:val="en-US"/>
-        </w:rPr>
-        <w:t xml:space="preserve">. Bu </w:t>
-      </w:r>
-      <w:proofErr w:type="spellStart"/>
-      <w:r>
-        <w:rPr>
-          <w:lang w:val="en-US"/>
-        </w:rPr>
-        <w:t>kurulum</w:t>
-      </w:r>
-      <w:proofErr w:type="spellEnd"/>
-      <w:r>
-        <w:rPr>
-          <w:lang w:val="en-US"/>
-        </w:rPr>
-        <w:t xml:space="preserve"> </w:t>
-      </w:r>
-      <w:proofErr w:type="spellStart"/>
-      <w:r>
-        <w:rPr>
-          <w:lang w:val="en-US"/>
-        </w:rPr>
-        <w:t>süreci</w:t>
-      </w:r>
-      <w:proofErr w:type="spellEnd"/>
-      <w:r>
-        <w:rPr>
-          <w:lang w:val="en-US"/>
-        </w:rPr>
-        <w:t xml:space="preserve"> </w:t>
-      </w:r>
-      <w:proofErr w:type="spellStart"/>
-      <w:r>
-        <w:rPr>
-          <w:lang w:val="en-US"/>
-        </w:rPr>
-        <w:t>vize</w:t>
-      </w:r>
-      <w:proofErr w:type="spellEnd"/>
-      <w:r>
-        <w:rPr>
-          <w:lang w:val="en-US"/>
-        </w:rPr>
-        <w:t xml:space="preserve"> </w:t>
-      </w:r>
-      <w:proofErr w:type="spellStart"/>
-      <w:r>
-        <w:rPr>
-          <w:lang w:val="en-US"/>
-        </w:rPr>
-        <w:t>raporunda</w:t>
-      </w:r>
-      <w:proofErr w:type="spellEnd"/>
-      <w:r>
-        <w:rPr>
-          <w:lang w:val="en-US"/>
-        </w:rPr>
-        <w:t xml:space="preserve"> </w:t>
-      </w:r>
-      <w:proofErr w:type="spellStart"/>
-      <w:r>
-        <w:rPr>
-          <w:lang w:val="en-US"/>
-        </w:rPr>
-        <w:t>işlendiğinden</w:t>
-      </w:r>
-      <w:proofErr w:type="spellEnd"/>
-      <w:r>
-        <w:rPr>
-          <w:lang w:val="en-US"/>
-        </w:rPr>
-        <w:t xml:space="preserve"> </w:t>
-      </w:r>
-      <w:proofErr w:type="spellStart"/>
-      <w:r>
-        <w:rPr>
-          <w:lang w:val="en-US"/>
-        </w:rPr>
-        <w:t>tekrar</w:t>
-      </w:r>
-      <w:proofErr w:type="spellEnd"/>
-      <w:r>
-        <w:rPr>
-          <w:lang w:val="en-US"/>
-        </w:rPr>
-        <w:t xml:space="preserve"> </w:t>
-      </w:r>
-      <w:proofErr w:type="spellStart"/>
-      <w:r>
-        <w:rPr>
-          <w:lang w:val="en-US"/>
-        </w:rPr>
-        <w:t>işlenmeyecektir</w:t>
-      </w:r>
-      <w:proofErr w:type="spellEnd"/>
-      <w:r>
-        <w:rPr>
-          <w:lang w:val="en-US"/>
-        </w:rPr>
-        <w:t>.</w:t>
-      </w:r>
-    </w:p>
-    <w:p>
-      <w:pPr>
-        <w:rPr>
-          <w:lang w:val="en-US"/>
-        </w:rPr>
-      </w:pPr>
-    </w:p>
-    <w:p>
-      <w:pPr>
-        <w:rPr>
-          <w:lang w:val="en-US"/>
-        </w:rPr>
-      </w:pPr>
-      <w:proofErr w:type="spellStart"/>
-      <w:r>
-        <w:rPr>
-          <w:lang w:val="en-US"/>
-        </w:rPr>
-        <w:t>Proje</w:t>
-      </w:r>
-      <w:proofErr w:type="spellEnd"/>
-      <w:r>
-        <w:rPr>
-          <w:lang w:val="en-US"/>
-        </w:rPr>
-        <w:t xml:space="preserve"> </w:t>
-      </w:r>
-      <w:proofErr w:type="spellStart"/>
-      <w:r>
-        <w:rPr>
-          <w:lang w:val="en-US"/>
-        </w:rPr>
-        <w:t>doğrultusunda</w:t>
-      </w:r>
-      <w:proofErr w:type="spellEnd"/>
-      <w:r>
-        <w:rPr>
-          <w:lang w:val="en-US"/>
-        </w:rPr>
-        <w:t xml:space="preserve"> </w:t>
-      </w:r>
-      <w:proofErr w:type="spellStart"/>
-      <w:r>
-        <w:rPr>
-          <w:lang w:val="en-US"/>
-        </w:rPr>
-        <w:t>bir</w:t>
-      </w:r>
-      <w:proofErr w:type="spellEnd"/>
-      <w:r>
-        <w:rPr>
-          <w:lang w:val="en-US"/>
-        </w:rPr>
-        <w:t xml:space="preserve"> bash script </w:t>
-      </w:r>
-      <w:proofErr w:type="spellStart"/>
-      <w:r>
-        <w:rPr>
-          <w:lang w:val="en-US"/>
-        </w:rPr>
-        <w:t>dosyası</w:t>
-      </w:r>
-      <w:proofErr w:type="spellEnd"/>
-      <w:r>
-        <w:rPr>
-          <w:lang w:val="en-US"/>
-        </w:rPr>
-        <w:t xml:space="preserve"> </w:t>
-      </w:r>
-      <w:proofErr w:type="spellStart"/>
-      <w:r>
-        <w:rPr>
-          <w:lang w:val="en-US"/>
-        </w:rPr>
-        <w:t>oluşturulmuş</w:t>
-      </w:r>
-      <w:proofErr w:type="spellEnd"/>
-      <w:r>
-        <w:rPr>
-          <w:lang w:val="en-US"/>
-        </w:rPr>
-        <w:t xml:space="preserve"> </w:t>
-      </w:r>
-      <w:proofErr w:type="spellStart"/>
-      <w:r>
-        <w:rPr>
-          <w:lang w:val="en-US"/>
-        </w:rPr>
-        <w:t>ve</w:t>
-      </w:r>
-      <w:proofErr w:type="spellEnd"/>
-      <w:r>
-        <w:rPr>
-          <w:lang w:val="en-US"/>
-        </w:rPr>
-        <w:t xml:space="preserve"> </w:t>
-      </w:r>
-      <w:proofErr w:type="spellStart"/>
-      <w:r>
-        <w:rPr>
-          <w:lang w:val="en-US"/>
-        </w:rPr>
-        <w:t>içerisi</w:t>
-      </w:r>
-      <w:proofErr w:type="spellEnd"/>
-      <w:r>
-        <w:rPr>
-          <w:lang w:val="en-US"/>
-        </w:rPr>
-        <w:t xml:space="preserve"> </w:t>
-      </w:r>
-      <w:proofErr w:type="spellStart"/>
-      <w:r>
-        <w:rPr>
-          <w:lang w:val="en-US"/>
-        </w:rPr>
-        <w:t>aşağıdaki</w:t>
-      </w:r>
-      <w:proofErr w:type="spellEnd"/>
-      <w:r>
-        <w:rPr>
-          <w:lang w:val="en-US"/>
-        </w:rPr>
-        <w:t xml:space="preserve"> </w:t>
-      </w:r>
-      <w:proofErr w:type="spellStart"/>
-      <w:r>
-        <w:rPr>
-          <w:lang w:val="en-US"/>
-        </w:rPr>
-        <w:t>gibi</w:t>
-      </w:r>
-      <w:proofErr w:type="spellEnd"/>
-      <w:r>
-        <w:rPr>
-          <w:lang w:val="en-US"/>
-        </w:rPr>
-        <w:t xml:space="preserve"> </w:t>
-      </w:r>
-      <w:proofErr w:type="spellStart"/>
-      <w:r>
-        <w:rPr>
-          <w:lang w:val="en-US"/>
-        </w:rPr>
-        <w:t>doldurulmuştur</w:t>
-      </w:r>
-      <w:proofErr w:type="spellEnd"/>
-      <w:r>
-        <w:rPr>
-          <w:lang w:val="en-US"/>
-        </w:rPr>
-        <w:t>.</w:t>
-      </w:r>
-    </w:p>
-    <w:p>
-      <w:pPr>
-        <w:rPr>
-          <w:lang w:val="en-US"/>
-        </w:rPr>
-      </w:pPr>
-      <w:r>
-        <w:rPr>
-          <w:lang w:val="en-US"/>
-        </w:rPr>
         <w:drawing>
-          <wp:inline distT="0" distB="0" distL="0" distR="0" wp14:anchorId="0183FBA8" wp14:editId="2757ABFD">
-            <wp:extent cx="5971540" cy="2609850"/>
-            <wp:effectExtent l="0" t="0" r="0" b="6350"/>
-            <wp:docPr id="102159002" name="Image 1" descr="Une image contenant texte, capture d’écran&#10;&#10;Le contenu généré par l’IA peut être incorrect."/>
+          <wp:inline distT="0" distB="0" distL="0" distR="0" wp14:anchorId="40013DBA" wp14:editId="0199377E">
+            <wp:extent cx="5971540" cy="2500630"/>
+            <wp:effectExtent l="0" t="0" r="0" b="1270"/>
+            <wp:docPr id="1249701040" name="Image 1" descr="Une image contenant texte, capture d’écran&#10;&#10;Le contenu généré par l’IA peut être incorrect."/>
             <wp:cNvGraphicFramePr>
               <a:graphicFrameLocks xmlns:a="http://schemas.openxmlformats.org/drawingml/2006/main" noChangeAspect="1"/>
             </wp:cNvGraphicFramePr>
@@ -5856,7 +5909,7 @@
               <a:graphicData uri="http://schemas.openxmlformats.org/drawingml/2006/picture">
                 <pic:pic xmlns:pic="http://schemas.openxmlformats.org/drawingml/2006/picture">
                   <pic:nvPicPr>
-                    <pic:cNvPr id="102159002" name="Image 1" descr="Une image contenant texte, capture d’écran&#10;&#10;Le contenu généré par l’IA peut être incorrect."/>
+                    <pic:cNvPr id="1249701040" name="Image 1" descr="Une image contenant texte, capture d’écran&#10;&#10;Le contenu généré par l’IA peut être incorrect."/>
                     <pic:cNvPicPr/>
                   </pic:nvPicPr>
                   <pic:blipFill>
@@ -5868,7 +5921,7 @@
                   <pic:spPr>
                     <a:xfrm>
                       <a:off x="0" y="0"/>
-                      <a:ext cx="5971540" cy="2609850"/>
+                      <a:ext cx="5971540" cy="2500630"/>
                     </a:xfrm>
                     <a:prstGeom prst="rect">
                       <a:avLst/>
@@ -5883,10 +5936,1362 @@
     </w:p>
     <w:p>
       <w:pPr>
-        <w:rPr>
-          <w:lang w:val="en-US"/>
-        </w:rPr>
-      </w:pPr>
+        <w:spacing w:before="240"/>
+        <w:rPr>
+          <w:lang w:val="en-US"/>
+        </w:rPr>
+      </w:pPr>
+      <w:proofErr w:type="spellStart"/>
+      <w:r>
+        <w:rPr>
+          <w:lang w:val="en-US"/>
+        </w:rPr>
+        <w:t>Yukarıdaki</w:t>
+      </w:r>
+      <w:proofErr w:type="spellEnd"/>
+      <w:r>
+        <w:rPr>
+          <w:lang w:val="en-US"/>
+        </w:rPr>
+        <w:t xml:space="preserve"> </w:t>
+      </w:r>
+      <w:proofErr w:type="spellStart"/>
+      <w:r>
+        <w:rPr>
+          <w:lang w:val="en-US"/>
+        </w:rPr>
+        <w:t>scriptin</w:t>
+      </w:r>
+      <w:proofErr w:type="spellEnd"/>
+      <w:r>
+        <w:rPr>
+          <w:lang w:val="en-US"/>
+        </w:rPr>
+        <w:t xml:space="preserve"> </w:t>
+      </w:r>
+      <w:proofErr w:type="spellStart"/>
+      <w:r>
+        <w:rPr>
+          <w:lang w:val="en-US"/>
+        </w:rPr>
+        <w:t>işlevi</w:t>
+      </w:r>
+      <w:proofErr w:type="spellEnd"/>
+      <w:r>
+        <w:rPr>
+          <w:lang w:val="en-US"/>
+        </w:rPr>
+        <w:t xml:space="preserve"> </w:t>
+      </w:r>
+      <w:proofErr w:type="spellStart"/>
+      <w:r>
+        <w:rPr>
+          <w:lang w:val="en-US"/>
+        </w:rPr>
+        <w:t>şu</w:t>
+      </w:r>
+      <w:proofErr w:type="spellEnd"/>
+      <w:r>
+        <w:rPr>
+          <w:lang w:val="en-US"/>
+        </w:rPr>
+        <w:t xml:space="preserve"> </w:t>
+      </w:r>
+      <w:proofErr w:type="spellStart"/>
+      <w:r>
+        <w:rPr>
+          <w:lang w:val="en-US"/>
+        </w:rPr>
+        <w:t>şekildedir</w:t>
+      </w:r>
+      <w:proofErr w:type="spellEnd"/>
+      <w:r>
+        <w:rPr>
+          <w:lang w:val="en-US"/>
+        </w:rPr>
+        <w:t>:</w:t>
+      </w:r>
+    </w:p>
+    <w:p>
+      <w:pPr>
+        <w:rPr>
+          <w:lang w:val="en-US"/>
+        </w:rPr>
+      </w:pPr>
+      <w:proofErr w:type="spellStart"/>
+      <w:r>
+        <w:rPr>
+          <w:lang w:val="en-US"/>
+        </w:rPr>
+        <w:t>Adım</w:t>
+      </w:r>
+      <w:proofErr w:type="spellEnd"/>
+      <w:r>
+        <w:rPr>
+          <w:lang w:val="en-US"/>
+        </w:rPr>
+        <w:t xml:space="preserve"> 1: </w:t>
+      </w:r>
+      <w:proofErr w:type="spellStart"/>
+      <w:r>
+        <w:rPr>
+          <w:lang w:val="en-US"/>
+        </w:rPr>
+        <w:t>Yedekleme</w:t>
+      </w:r>
+      <w:proofErr w:type="spellEnd"/>
+      <w:r>
+        <w:rPr>
+          <w:lang w:val="en-US"/>
+        </w:rPr>
+        <w:t xml:space="preserve"> </w:t>
+      </w:r>
+      <w:proofErr w:type="spellStart"/>
+      <w:r>
+        <w:rPr>
+          <w:lang w:val="en-US"/>
+        </w:rPr>
+        <w:t>türünü</w:t>
+      </w:r>
+      <w:proofErr w:type="spellEnd"/>
+      <w:r>
+        <w:rPr>
+          <w:lang w:val="en-US"/>
+        </w:rPr>
+        <w:t xml:space="preserve">, </w:t>
+      </w:r>
+      <w:proofErr w:type="spellStart"/>
+      <w:r>
+        <w:rPr>
+          <w:lang w:val="en-US"/>
+        </w:rPr>
+        <w:t>tarihi</w:t>
+      </w:r>
+      <w:proofErr w:type="spellEnd"/>
+      <w:r>
+        <w:rPr>
+          <w:lang w:val="en-US"/>
+        </w:rPr>
+        <w:t xml:space="preserve"> </w:t>
+      </w:r>
+      <w:proofErr w:type="spellStart"/>
+      <w:r>
+        <w:rPr>
+          <w:lang w:val="en-US"/>
+        </w:rPr>
+        <w:t>ve</w:t>
+      </w:r>
+      <w:proofErr w:type="spellEnd"/>
+      <w:r>
+        <w:rPr>
+          <w:lang w:val="en-US"/>
+        </w:rPr>
+        <w:t xml:space="preserve"> log </w:t>
+      </w:r>
+      <w:proofErr w:type="spellStart"/>
+      <w:r>
+        <w:rPr>
+          <w:lang w:val="en-US"/>
+        </w:rPr>
+        <w:t>dosyasını</w:t>
+      </w:r>
+      <w:proofErr w:type="spellEnd"/>
+      <w:r>
+        <w:rPr>
+          <w:lang w:val="en-US"/>
+        </w:rPr>
+        <w:t xml:space="preserve"> al.</w:t>
+      </w:r>
+    </w:p>
+    <w:p>
+      <w:pPr>
+        <w:rPr>
+          <w:lang w:val="en-US"/>
+        </w:rPr>
+      </w:pPr>
+      <w:proofErr w:type="spellStart"/>
+      <w:r>
+        <w:rPr>
+          <w:lang w:val="en-US"/>
+        </w:rPr>
+        <w:t>Adım</w:t>
+      </w:r>
+      <w:proofErr w:type="spellEnd"/>
+      <w:r>
+        <w:rPr>
+          <w:lang w:val="en-US"/>
+        </w:rPr>
+        <w:t xml:space="preserve"> 2: </w:t>
+      </w:r>
+      <w:proofErr w:type="spellStart"/>
+      <w:r>
+        <w:rPr>
+          <w:lang w:val="en-US"/>
+        </w:rPr>
+        <w:t>Yedekleme</w:t>
+      </w:r>
+      <w:proofErr w:type="spellEnd"/>
+      <w:r>
+        <w:rPr>
+          <w:lang w:val="en-US"/>
+        </w:rPr>
+        <w:t xml:space="preserve"> </w:t>
+      </w:r>
+      <w:proofErr w:type="spellStart"/>
+      <w:r>
+        <w:rPr>
+          <w:lang w:val="en-US"/>
+        </w:rPr>
+        <w:t>türüne</w:t>
+      </w:r>
+      <w:proofErr w:type="spellEnd"/>
+      <w:r>
+        <w:rPr>
+          <w:lang w:val="en-US"/>
+        </w:rPr>
+        <w:t xml:space="preserve"> </w:t>
+      </w:r>
+      <w:proofErr w:type="spellStart"/>
+      <w:r>
+        <w:rPr>
+          <w:lang w:val="en-US"/>
+        </w:rPr>
+        <w:t>uygun</w:t>
+      </w:r>
+      <w:proofErr w:type="spellEnd"/>
+      <w:r>
+        <w:rPr>
+          <w:lang w:val="en-US"/>
+        </w:rPr>
+        <w:t xml:space="preserve"> </w:t>
+      </w:r>
+      <w:proofErr w:type="spellStart"/>
+      <w:r>
+        <w:rPr>
+          <w:lang w:val="en-US"/>
+        </w:rPr>
+        <w:t>pgBackRest</w:t>
+      </w:r>
+      <w:proofErr w:type="spellEnd"/>
+      <w:r>
+        <w:rPr>
+          <w:lang w:val="en-US"/>
+        </w:rPr>
+        <w:t xml:space="preserve"> </w:t>
+      </w:r>
+      <w:proofErr w:type="spellStart"/>
+      <w:r>
+        <w:rPr>
+          <w:lang w:val="en-US"/>
+        </w:rPr>
+        <w:t>komutunu</w:t>
+      </w:r>
+      <w:proofErr w:type="spellEnd"/>
+      <w:r>
+        <w:rPr>
+          <w:lang w:val="en-US"/>
+        </w:rPr>
+        <w:t xml:space="preserve"> </w:t>
+      </w:r>
+      <w:proofErr w:type="spellStart"/>
+      <w:r>
+        <w:rPr>
+          <w:lang w:val="en-US"/>
+        </w:rPr>
+        <w:t>çağır</w:t>
+      </w:r>
+      <w:proofErr w:type="spellEnd"/>
+      <w:r>
+        <w:rPr>
+          <w:lang w:val="en-US"/>
+        </w:rPr>
+        <w:t>.</w:t>
+      </w:r>
+    </w:p>
+    <w:p>
+      <w:pPr>
+        <w:rPr>
+          <w:lang w:val="en-US"/>
+        </w:rPr>
+      </w:pPr>
+      <w:proofErr w:type="spellStart"/>
+      <w:r>
+        <w:rPr>
+          <w:lang w:val="en-US"/>
+        </w:rPr>
+        <w:t>Adım</w:t>
+      </w:r>
+      <w:proofErr w:type="spellEnd"/>
+      <w:r>
+        <w:rPr>
+          <w:lang w:val="en-US"/>
+        </w:rPr>
+        <w:t xml:space="preserve"> 3: </w:t>
+      </w:r>
+      <w:proofErr w:type="spellStart"/>
+      <w:r>
+        <w:rPr>
+          <w:lang w:val="en-US"/>
+        </w:rPr>
+        <w:t>İşlem</w:t>
+      </w:r>
+      <w:proofErr w:type="spellEnd"/>
+      <w:r>
+        <w:rPr>
+          <w:lang w:val="en-US"/>
+        </w:rPr>
+        <w:t xml:space="preserve"> </w:t>
+      </w:r>
+      <w:proofErr w:type="spellStart"/>
+      <w:r>
+        <w:rPr>
+          <w:lang w:val="en-US"/>
+        </w:rPr>
+        <w:t>başarılı</w:t>
+      </w:r>
+      <w:proofErr w:type="spellEnd"/>
+      <w:r>
+        <w:rPr>
+          <w:lang w:val="en-US"/>
+        </w:rPr>
+        <w:t xml:space="preserve"> </w:t>
+      </w:r>
+      <w:proofErr w:type="spellStart"/>
+      <w:r>
+        <w:rPr>
+          <w:lang w:val="en-US"/>
+        </w:rPr>
+        <w:t>ise</w:t>
+      </w:r>
+      <w:proofErr w:type="spellEnd"/>
+      <w:r>
+        <w:rPr>
+          <w:lang w:val="en-US"/>
+        </w:rPr>
+        <w:t xml:space="preserve"> log </w:t>
+      </w:r>
+      <w:proofErr w:type="spellStart"/>
+      <w:r>
+        <w:rPr>
+          <w:lang w:val="en-US"/>
+        </w:rPr>
+        <w:t>dosyasına</w:t>
+      </w:r>
+      <w:proofErr w:type="spellEnd"/>
+      <w:r>
+        <w:rPr>
+          <w:lang w:val="en-US"/>
+        </w:rPr>
+        <w:t xml:space="preserve"> </w:t>
+      </w:r>
+      <w:proofErr w:type="spellStart"/>
+      <w:r>
+        <w:rPr>
+          <w:lang w:val="en-US"/>
+        </w:rPr>
+        <w:t>yaz</w:t>
+      </w:r>
+      <w:proofErr w:type="spellEnd"/>
+      <w:r>
+        <w:rPr>
+          <w:lang w:val="en-US"/>
+        </w:rPr>
+        <w:t xml:space="preserve">. </w:t>
+      </w:r>
+      <w:proofErr w:type="spellStart"/>
+      <w:r>
+        <w:rPr>
+          <w:lang w:val="en-US"/>
+        </w:rPr>
+        <w:t>İşlem</w:t>
+      </w:r>
+      <w:proofErr w:type="spellEnd"/>
+      <w:r>
+        <w:rPr>
+          <w:lang w:val="en-US"/>
+        </w:rPr>
+        <w:t xml:space="preserve"> </w:t>
+      </w:r>
+      <w:proofErr w:type="spellStart"/>
+      <w:r>
+        <w:rPr>
+          <w:lang w:val="en-US"/>
+        </w:rPr>
+        <w:t>başarılı</w:t>
+      </w:r>
+      <w:proofErr w:type="spellEnd"/>
+      <w:r>
+        <w:rPr>
+          <w:lang w:val="en-US"/>
+        </w:rPr>
+        <w:t xml:space="preserve"> </w:t>
+      </w:r>
+      <w:proofErr w:type="spellStart"/>
+      <w:r>
+        <w:rPr>
+          <w:lang w:val="en-US"/>
+        </w:rPr>
+        <w:t>değilse</w:t>
+      </w:r>
+      <w:proofErr w:type="spellEnd"/>
+      <w:r>
+        <w:rPr>
+          <w:lang w:val="en-US"/>
+        </w:rPr>
+        <w:t xml:space="preserve"> log </w:t>
+      </w:r>
+      <w:proofErr w:type="spellStart"/>
+      <w:r>
+        <w:rPr>
+          <w:lang w:val="en-US"/>
+        </w:rPr>
+        <w:t>dosyasına</w:t>
+      </w:r>
+      <w:proofErr w:type="spellEnd"/>
+      <w:r>
+        <w:rPr>
+          <w:lang w:val="en-US"/>
+        </w:rPr>
+        <w:t xml:space="preserve"> </w:t>
+      </w:r>
+      <w:proofErr w:type="spellStart"/>
+      <w:r>
+        <w:rPr>
+          <w:lang w:val="en-US"/>
+        </w:rPr>
+        <w:t>yaz</w:t>
+      </w:r>
+      <w:proofErr w:type="spellEnd"/>
+      <w:r>
+        <w:rPr>
+          <w:lang w:val="en-US"/>
+        </w:rPr>
+        <w:t xml:space="preserve"> </w:t>
+      </w:r>
+      <w:proofErr w:type="spellStart"/>
+      <w:r>
+        <w:rPr>
+          <w:lang w:val="en-US"/>
+        </w:rPr>
+        <w:t>ve</w:t>
+      </w:r>
+      <w:proofErr w:type="spellEnd"/>
+      <w:r>
+        <w:rPr>
+          <w:lang w:val="en-US"/>
+        </w:rPr>
+        <w:t xml:space="preserve"> </w:t>
+      </w:r>
+      <w:proofErr w:type="spellStart"/>
+      <w:r>
+        <w:rPr>
+          <w:lang w:val="en-US"/>
+        </w:rPr>
+        <w:t>yöneticiye</w:t>
+      </w:r>
+      <w:proofErr w:type="spellEnd"/>
+      <w:r>
+        <w:rPr>
+          <w:lang w:val="en-US"/>
+        </w:rPr>
+        <w:t xml:space="preserve"> </w:t>
+      </w:r>
+      <w:proofErr w:type="spellStart"/>
+      <w:r>
+        <w:rPr>
+          <w:lang w:val="en-US"/>
+        </w:rPr>
+        <w:t>uyarı</w:t>
+      </w:r>
+      <w:proofErr w:type="spellEnd"/>
+      <w:r>
+        <w:rPr>
+          <w:lang w:val="en-US"/>
+        </w:rPr>
+        <w:t xml:space="preserve"> </w:t>
+      </w:r>
+      <w:proofErr w:type="spellStart"/>
+      <w:r>
+        <w:rPr>
+          <w:lang w:val="en-US"/>
+        </w:rPr>
+        <w:t>maili</w:t>
+      </w:r>
+      <w:proofErr w:type="spellEnd"/>
+      <w:r>
+        <w:rPr>
+          <w:lang w:val="en-US"/>
+        </w:rPr>
+        <w:t xml:space="preserve"> at.</w:t>
+      </w:r>
+    </w:p>
+    <w:p>
+      <w:pPr>
+        <w:rPr>
+          <w:lang w:val="en-US"/>
+        </w:rPr>
+      </w:pPr>
+    </w:p>
+    <w:p>
+      <w:pPr>
+        <w:rPr>
+          <w:lang w:val="en-US"/>
+        </w:rPr>
+      </w:pPr>
+      <w:r>
+        <w:rPr>
+          <w:lang w:val="en-US"/>
+        </w:rPr>
+        <w:drawing>
+          <wp:inline distT="0" distB="0" distL="0" distR="0" wp14:anchorId="7875772B" wp14:editId="7E4E43CE">
+            <wp:extent cx="5971540" cy="576580"/>
+            <wp:effectExtent l="0" t="0" r="0" b="0"/>
+            <wp:docPr id="104040119" name="Image 1"/>
+            <wp:cNvGraphicFramePr>
+              <a:graphicFrameLocks xmlns:a="http://schemas.openxmlformats.org/drawingml/2006/main" noChangeAspect="1"/>
+            </wp:cNvGraphicFramePr>
+            <a:graphic xmlns:a="http://schemas.openxmlformats.org/drawingml/2006/main">
+              <a:graphicData uri="http://schemas.openxmlformats.org/drawingml/2006/picture">
+                <pic:pic xmlns:pic="http://schemas.openxmlformats.org/drawingml/2006/picture">
+                  <pic:nvPicPr>
+                    <pic:cNvPr id="104040119" name=""/>
+                    <pic:cNvPicPr/>
+                  </pic:nvPicPr>
+                  <pic:blipFill>
+                    <a:blip r:embed="rId32"/>
+                    <a:stretch>
+                      <a:fillRect/>
+                    </a:stretch>
+                  </pic:blipFill>
+                  <pic:spPr>
+                    <a:xfrm>
+                      <a:off x="0" y="0"/>
+                      <a:ext cx="5971540" cy="576580"/>
+                    </a:xfrm>
+                    <a:prstGeom prst="rect">
+                      <a:avLst/>
+                    </a:prstGeom>
+                  </pic:spPr>
+                </pic:pic>
+              </a:graphicData>
+            </a:graphic>
+          </wp:inline>
+        </w:drawing>
+      </w:r>
+    </w:p>
+    <w:p>
+      <w:pPr>
+        <w:rPr>
+          <w:lang w:val="en-US"/>
+        </w:rPr>
+      </w:pPr>
+    </w:p>
+    <w:p>
+      <w:pPr>
+        <w:rPr>
+          <w:lang w:val="en-US"/>
+        </w:rPr>
+      </w:pPr>
+      <w:proofErr w:type="spellStart"/>
+      <w:r>
+        <w:rPr>
+          <w:lang w:val="en-US"/>
+        </w:rPr>
+        <w:t>Sonrasında</w:t>
+      </w:r>
+      <w:proofErr w:type="spellEnd"/>
+      <w:r>
+        <w:rPr>
+          <w:lang w:val="en-US"/>
+        </w:rPr>
+        <w:t xml:space="preserve"> </w:t>
+      </w:r>
+      <w:proofErr w:type="spellStart"/>
+      <w:r>
+        <w:rPr>
+          <w:lang w:val="en-US"/>
+        </w:rPr>
+        <w:t>hazırlanan</w:t>
+      </w:r>
+      <w:proofErr w:type="spellEnd"/>
+      <w:r>
+        <w:rPr>
+          <w:lang w:val="en-US"/>
+        </w:rPr>
+        <w:t xml:space="preserve"> </w:t>
+      </w:r>
+      <w:proofErr w:type="spellStart"/>
+      <w:r>
+        <w:rPr>
+          <w:lang w:val="en-US"/>
+        </w:rPr>
+        <w:t>bu</w:t>
+      </w:r>
+      <w:proofErr w:type="spellEnd"/>
+      <w:r>
+        <w:rPr>
+          <w:lang w:val="en-US"/>
+        </w:rPr>
+        <w:t xml:space="preserve"> script macOS </w:t>
+      </w:r>
+      <w:proofErr w:type="spellStart"/>
+      <w:r>
+        <w:rPr>
+          <w:lang w:val="en-US"/>
+        </w:rPr>
+        <w:t>kendi</w:t>
+      </w:r>
+      <w:proofErr w:type="spellEnd"/>
+      <w:r>
+        <w:rPr>
+          <w:lang w:val="en-US"/>
+        </w:rPr>
+        <w:t xml:space="preserve"> </w:t>
+      </w:r>
+      <w:proofErr w:type="spellStart"/>
+      <w:r>
+        <w:rPr>
+          <w:lang w:val="en-US"/>
+        </w:rPr>
+        <w:t>görev</w:t>
+      </w:r>
+      <w:proofErr w:type="spellEnd"/>
+      <w:r>
+        <w:rPr>
+          <w:lang w:val="en-US"/>
+        </w:rPr>
+        <w:t xml:space="preserve"> </w:t>
+      </w:r>
+      <w:proofErr w:type="spellStart"/>
+      <w:r>
+        <w:rPr>
+          <w:lang w:val="en-US"/>
+        </w:rPr>
+        <w:t>zamanlama</w:t>
+      </w:r>
+      <w:proofErr w:type="spellEnd"/>
+      <w:r>
+        <w:rPr>
+          <w:lang w:val="en-US"/>
+        </w:rPr>
+        <w:t xml:space="preserve"> </w:t>
+      </w:r>
+      <w:proofErr w:type="spellStart"/>
+      <w:r>
+        <w:rPr>
+          <w:lang w:val="en-US"/>
+        </w:rPr>
+        <w:t>aracı</w:t>
+      </w:r>
+      <w:proofErr w:type="spellEnd"/>
+      <w:r>
+        <w:rPr>
+          <w:lang w:val="en-US"/>
+        </w:rPr>
+        <w:t xml:space="preserve"> </w:t>
+      </w:r>
+      <w:proofErr w:type="spellStart"/>
+      <w:r>
+        <w:rPr>
+          <w:lang w:val="en-US"/>
+        </w:rPr>
+        <w:t>olan</w:t>
+      </w:r>
+      <w:proofErr w:type="spellEnd"/>
+      <w:r>
+        <w:rPr>
+          <w:lang w:val="en-US"/>
+        </w:rPr>
+        <w:t xml:space="preserve"> crontab </w:t>
+      </w:r>
+      <w:proofErr w:type="spellStart"/>
+      <w:r>
+        <w:rPr>
+          <w:lang w:val="en-US"/>
+        </w:rPr>
+        <w:t>ile</w:t>
+      </w:r>
+      <w:proofErr w:type="spellEnd"/>
+      <w:r>
+        <w:rPr>
+          <w:lang w:val="en-US"/>
+        </w:rPr>
+        <w:t xml:space="preserve"> </w:t>
+      </w:r>
+      <w:r>
+        <w:rPr>
+          <w:lang w:val="en-US"/>
+        </w:rPr>
+        <w:t xml:space="preserve">her Pazar </w:t>
+      </w:r>
+      <w:proofErr w:type="spellStart"/>
+      <w:r>
+        <w:rPr>
+          <w:lang w:val="en-US"/>
+        </w:rPr>
+        <w:t>gecesi</w:t>
+      </w:r>
+      <w:proofErr w:type="spellEnd"/>
+      <w:r>
+        <w:rPr>
+          <w:lang w:val="en-US"/>
+        </w:rPr>
+        <w:t xml:space="preserve"> </w:t>
+      </w:r>
+      <w:proofErr w:type="spellStart"/>
+      <w:r>
+        <w:rPr>
+          <w:lang w:val="en-US"/>
+        </w:rPr>
+        <w:t>saat</w:t>
+      </w:r>
+      <w:proofErr w:type="spellEnd"/>
+      <w:r>
+        <w:rPr>
+          <w:lang w:val="en-US"/>
+        </w:rPr>
+        <w:t xml:space="preserve"> 02.00’da tam </w:t>
+      </w:r>
+      <w:proofErr w:type="spellStart"/>
+      <w:r>
+        <w:rPr>
+          <w:lang w:val="en-US"/>
+        </w:rPr>
+        <w:t>yedek</w:t>
+      </w:r>
+      <w:proofErr w:type="spellEnd"/>
+      <w:r>
+        <w:rPr>
+          <w:lang w:val="en-US"/>
+        </w:rPr>
+        <w:t xml:space="preserve"> ve diğe</w:t>
+      </w:r>
+      <w:proofErr w:type="spellStart"/>
+      <w:r>
+        <w:rPr>
+          <w:lang w:val="en-US"/>
+        </w:rPr>
+        <w:t>r</w:t>
+      </w:r>
+      <w:proofErr w:type="spellEnd"/>
+      <w:r>
+        <w:rPr>
+          <w:lang w:val="en-US"/>
+        </w:rPr>
+        <w:t xml:space="preserve"> </w:t>
+      </w:r>
+      <w:proofErr w:type="spellStart"/>
+      <w:r>
+        <w:rPr>
+          <w:lang w:val="en-US"/>
+        </w:rPr>
+        <w:t>günler</w:t>
+      </w:r>
+      <w:proofErr w:type="spellEnd"/>
+      <w:r>
+        <w:rPr>
+          <w:lang w:val="en-US"/>
+        </w:rPr>
+        <w:t xml:space="preserve"> </w:t>
+      </w:r>
+      <w:proofErr w:type="spellStart"/>
+      <w:r>
+        <w:rPr>
+          <w:lang w:val="en-US"/>
+        </w:rPr>
+        <w:t>gece</w:t>
+      </w:r>
+      <w:proofErr w:type="spellEnd"/>
+      <w:r>
+        <w:rPr>
+          <w:lang w:val="en-US"/>
+        </w:rPr>
+        <w:t xml:space="preserve"> 02.00’da fark </w:t>
+      </w:r>
+      <w:proofErr w:type="spellStart"/>
+      <w:r>
+        <w:rPr>
+          <w:lang w:val="en-US"/>
+        </w:rPr>
+        <w:t>yedeği</w:t>
+      </w:r>
+      <w:proofErr w:type="spellEnd"/>
+      <w:r>
+        <w:rPr>
+          <w:lang w:val="en-US"/>
+        </w:rPr>
+        <w:t xml:space="preserve"> </w:t>
+      </w:r>
+      <w:proofErr w:type="spellStart"/>
+      <w:r>
+        <w:rPr>
+          <w:lang w:val="en-US"/>
+        </w:rPr>
+        <w:t>alacak</w:t>
+      </w:r>
+      <w:proofErr w:type="spellEnd"/>
+      <w:r>
+        <w:rPr>
+          <w:lang w:val="en-US"/>
+        </w:rPr>
+        <w:t xml:space="preserve"> </w:t>
+      </w:r>
+      <w:proofErr w:type="spellStart"/>
+      <w:r>
+        <w:rPr>
+          <w:lang w:val="en-US"/>
+        </w:rPr>
+        <w:t>şekilde</w:t>
+      </w:r>
+      <w:proofErr w:type="spellEnd"/>
+      <w:r>
+        <w:rPr>
+          <w:lang w:val="en-US"/>
+        </w:rPr>
+        <w:t xml:space="preserve"> </w:t>
+      </w:r>
+      <w:proofErr w:type="spellStart"/>
+      <w:r>
+        <w:rPr>
+          <w:lang w:val="en-US"/>
+        </w:rPr>
+        <w:t>otomatize</w:t>
+      </w:r>
+      <w:proofErr w:type="spellEnd"/>
+      <w:r>
+        <w:rPr>
+          <w:lang w:val="en-US"/>
+        </w:rPr>
+        <w:t xml:space="preserve"> </w:t>
+      </w:r>
+      <w:proofErr w:type="spellStart"/>
+      <w:r>
+        <w:rPr>
+          <w:lang w:val="en-US"/>
+        </w:rPr>
+        <w:t>edilmiştir</w:t>
+      </w:r>
+      <w:proofErr w:type="spellEnd"/>
+      <w:r>
+        <w:rPr>
+          <w:lang w:val="en-US"/>
+        </w:rPr>
+        <w:t>.</w:t>
+      </w:r>
+    </w:p>
+    <w:p>
+      <w:pPr>
+        <w:rPr>
+          <w:lang w:val="en-US"/>
+        </w:rPr>
+      </w:pPr>
+    </w:p>
+    <w:p>
+      <w:pPr>
+        <w:rPr>
+          <w:lang w:val="en-US"/>
+        </w:rPr>
+      </w:pPr>
+      <w:proofErr w:type="spellStart"/>
+      <w:r>
+        <w:rPr>
+          <w:lang w:val="en-US"/>
+        </w:rPr>
+        <w:t>Yapılan</w:t>
+      </w:r>
+      <w:proofErr w:type="spellEnd"/>
+      <w:r>
+        <w:rPr>
+          <w:lang w:val="en-US"/>
+        </w:rPr>
+        <w:t xml:space="preserve"> </w:t>
+      </w:r>
+      <w:proofErr w:type="spellStart"/>
+      <w:r>
+        <w:rPr>
+          <w:lang w:val="en-US"/>
+        </w:rPr>
+        <w:t>bu</w:t>
+      </w:r>
+      <w:proofErr w:type="spellEnd"/>
+      <w:r>
+        <w:rPr>
+          <w:lang w:val="en-US"/>
+        </w:rPr>
+        <w:t xml:space="preserve"> </w:t>
+      </w:r>
+      <w:proofErr w:type="spellStart"/>
+      <w:r>
+        <w:rPr>
+          <w:lang w:val="en-US"/>
+        </w:rPr>
+        <w:t>işlemler</w:t>
+      </w:r>
+      <w:proofErr w:type="spellEnd"/>
+      <w:r>
+        <w:rPr>
+          <w:lang w:val="en-US"/>
+        </w:rPr>
+        <w:t xml:space="preserve"> </w:t>
+      </w:r>
+      <w:proofErr w:type="spellStart"/>
+      <w:r>
+        <w:rPr>
+          <w:lang w:val="en-US"/>
+        </w:rPr>
+        <w:t>sayesinde</w:t>
+      </w:r>
+      <w:proofErr w:type="spellEnd"/>
+      <w:r>
+        <w:rPr>
+          <w:lang w:val="en-US"/>
+        </w:rPr>
+        <w:t xml:space="preserve"> </w:t>
+      </w:r>
+      <w:proofErr w:type="spellStart"/>
+      <w:r>
+        <w:rPr>
+          <w:lang w:val="en-US"/>
+        </w:rPr>
+        <w:t>veri</w:t>
+      </w:r>
+      <w:proofErr w:type="spellEnd"/>
+      <w:r>
+        <w:rPr>
+          <w:lang w:val="en-US"/>
+        </w:rPr>
+        <w:t xml:space="preserve"> </w:t>
+      </w:r>
+      <w:proofErr w:type="spellStart"/>
+      <w:r>
+        <w:rPr>
+          <w:lang w:val="en-US"/>
+        </w:rPr>
+        <w:t>tabanının</w:t>
+      </w:r>
+      <w:proofErr w:type="spellEnd"/>
+      <w:r>
+        <w:rPr>
+          <w:lang w:val="en-US"/>
+        </w:rPr>
+        <w:t xml:space="preserve"> </w:t>
+      </w:r>
+      <w:proofErr w:type="spellStart"/>
+      <w:r>
+        <w:rPr>
+          <w:lang w:val="en-US"/>
+        </w:rPr>
+        <w:t>düzenli</w:t>
+      </w:r>
+      <w:proofErr w:type="spellEnd"/>
+      <w:r>
+        <w:rPr>
+          <w:lang w:val="en-US"/>
+        </w:rPr>
+        <w:t xml:space="preserve"> </w:t>
+      </w:r>
+      <w:proofErr w:type="spellStart"/>
+      <w:r>
+        <w:rPr>
+          <w:lang w:val="en-US"/>
+        </w:rPr>
+        <w:t>ve</w:t>
+      </w:r>
+      <w:proofErr w:type="spellEnd"/>
+      <w:r>
+        <w:rPr>
+          <w:lang w:val="en-US"/>
+        </w:rPr>
+        <w:t xml:space="preserve"> </w:t>
+      </w:r>
+      <w:proofErr w:type="spellStart"/>
+      <w:r>
+        <w:rPr>
+          <w:lang w:val="en-US"/>
+        </w:rPr>
+        <w:t>otomatik</w:t>
+      </w:r>
+      <w:proofErr w:type="spellEnd"/>
+      <w:r>
+        <w:rPr>
+          <w:lang w:val="en-US"/>
+        </w:rPr>
+        <w:t xml:space="preserve"> </w:t>
+      </w:r>
+      <w:proofErr w:type="spellStart"/>
+      <w:r>
+        <w:rPr>
+          <w:lang w:val="en-US"/>
+        </w:rPr>
+        <w:t>şekilde</w:t>
+      </w:r>
+      <w:proofErr w:type="spellEnd"/>
+      <w:r>
+        <w:rPr>
+          <w:lang w:val="en-US"/>
+        </w:rPr>
+        <w:t xml:space="preserve"> </w:t>
+      </w:r>
+      <w:proofErr w:type="spellStart"/>
+      <w:r>
+        <w:rPr>
+          <w:lang w:val="en-US"/>
+        </w:rPr>
+        <w:t>yedeklenmesi</w:t>
+      </w:r>
+      <w:proofErr w:type="spellEnd"/>
+      <w:r>
+        <w:rPr>
+          <w:lang w:val="en-US"/>
+        </w:rPr>
+        <w:t xml:space="preserve">, </w:t>
+      </w:r>
+      <w:proofErr w:type="spellStart"/>
+      <w:r>
+        <w:rPr>
+          <w:lang w:val="en-US"/>
+        </w:rPr>
+        <w:t>yedekleme</w:t>
+      </w:r>
+      <w:proofErr w:type="spellEnd"/>
+      <w:r>
+        <w:rPr>
+          <w:lang w:val="en-US"/>
+        </w:rPr>
+        <w:t xml:space="preserve"> </w:t>
+      </w:r>
+      <w:proofErr w:type="spellStart"/>
+      <w:r>
+        <w:rPr>
+          <w:lang w:val="en-US"/>
+        </w:rPr>
+        <w:t>yapılamayan</w:t>
+      </w:r>
+      <w:proofErr w:type="spellEnd"/>
+      <w:r>
+        <w:rPr>
+          <w:lang w:val="en-US"/>
+        </w:rPr>
+        <w:t xml:space="preserve"> </w:t>
+      </w:r>
+      <w:proofErr w:type="spellStart"/>
+      <w:r>
+        <w:rPr>
+          <w:lang w:val="en-US"/>
+        </w:rPr>
+        <w:t>durumlarda</w:t>
+      </w:r>
+      <w:proofErr w:type="spellEnd"/>
+      <w:r>
+        <w:rPr>
+          <w:lang w:val="en-US"/>
+        </w:rPr>
+        <w:t xml:space="preserve"> </w:t>
+      </w:r>
+      <w:proofErr w:type="spellStart"/>
+      <w:r>
+        <w:rPr>
+          <w:lang w:val="en-US"/>
+        </w:rPr>
+        <w:t>ise</w:t>
+      </w:r>
+      <w:proofErr w:type="spellEnd"/>
+      <w:r>
+        <w:rPr>
+          <w:lang w:val="en-US"/>
+        </w:rPr>
+        <w:t xml:space="preserve"> </w:t>
+      </w:r>
+      <w:proofErr w:type="spellStart"/>
+      <w:r>
+        <w:rPr>
+          <w:lang w:val="en-US"/>
+        </w:rPr>
+        <w:t>yöneticilerin</w:t>
+      </w:r>
+      <w:proofErr w:type="spellEnd"/>
+      <w:r>
+        <w:rPr>
+          <w:lang w:val="en-US"/>
+        </w:rPr>
+        <w:t xml:space="preserve"> </w:t>
+      </w:r>
+      <w:proofErr w:type="spellStart"/>
+      <w:r>
+        <w:rPr>
+          <w:lang w:val="en-US"/>
+        </w:rPr>
+        <w:t>bilgilendirilmesi</w:t>
+      </w:r>
+      <w:proofErr w:type="spellEnd"/>
+      <w:r>
+        <w:rPr>
+          <w:lang w:val="en-US"/>
+        </w:rPr>
+        <w:t xml:space="preserve"> </w:t>
+      </w:r>
+      <w:proofErr w:type="spellStart"/>
+      <w:r>
+        <w:rPr>
+          <w:lang w:val="en-US"/>
+        </w:rPr>
+        <w:t>sağlanmıştır</w:t>
+      </w:r>
+      <w:proofErr w:type="spellEnd"/>
+      <w:r>
+        <w:rPr>
+          <w:lang w:val="en-US"/>
+        </w:rPr>
+        <w:t>.</w:t>
+      </w:r>
+    </w:p>
+    <w:p>
+      <w:pPr>
+        <w:pStyle w:val="Titre2"/>
+        <w:spacing w:before="240" w:after="240"/>
+        <w:rPr>
+          <w:lang w:val="en-US"/>
+        </w:rPr>
+      </w:pPr>
+      <w:proofErr w:type="spellStart"/>
+      <w:r>
+        <w:rPr>
+          <w:lang w:val="en-US"/>
+        </w:rPr>
+        <w:t>Çıktılar</w:t>
+      </w:r>
+      <w:proofErr w:type="spellEnd"/>
+    </w:p>
+    <w:p>
+      <w:pPr>
+        <w:rPr>
+          <w:lang w:val="en-US"/>
+        </w:rPr>
+      </w:pPr>
+      <w:proofErr w:type="spellStart"/>
+      <w:r>
+        <w:rPr>
+          <w:lang w:val="en-US"/>
+        </w:rPr>
+        <w:t>Proje</w:t>
+      </w:r>
+      <w:proofErr w:type="spellEnd"/>
+      <w:r>
+        <w:rPr>
+          <w:lang w:val="en-US"/>
+        </w:rPr>
+        <w:t xml:space="preserve"> </w:t>
+      </w:r>
+      <w:proofErr w:type="spellStart"/>
+      <w:r>
+        <w:rPr>
+          <w:lang w:val="en-US"/>
+        </w:rPr>
+        <w:t>kapsamında</w:t>
+      </w:r>
+      <w:proofErr w:type="spellEnd"/>
+      <w:r>
+        <w:rPr>
+          <w:lang w:val="en-US"/>
+        </w:rPr>
+        <w:t xml:space="preserve"> </w:t>
+      </w:r>
+      <w:proofErr w:type="spellStart"/>
+      <w:r>
+        <w:rPr>
+          <w:lang w:val="en-US"/>
+        </w:rPr>
+        <w:t>yapılan</w:t>
+      </w:r>
+      <w:proofErr w:type="spellEnd"/>
+      <w:r>
+        <w:rPr>
+          <w:lang w:val="en-US"/>
+        </w:rPr>
+        <w:t xml:space="preserve"> </w:t>
+      </w:r>
+      <w:proofErr w:type="spellStart"/>
+      <w:r>
+        <w:rPr>
+          <w:lang w:val="en-US"/>
+        </w:rPr>
+        <w:t>araştırmalar</w:t>
+      </w:r>
+      <w:proofErr w:type="spellEnd"/>
+      <w:r>
+        <w:rPr>
+          <w:lang w:val="en-US"/>
+        </w:rPr>
+        <w:t xml:space="preserve"> </w:t>
+      </w:r>
+      <w:proofErr w:type="spellStart"/>
+      <w:r>
+        <w:rPr>
+          <w:lang w:val="en-US"/>
+        </w:rPr>
+        <w:t>ve</w:t>
+      </w:r>
+      <w:proofErr w:type="spellEnd"/>
+      <w:r>
+        <w:rPr>
+          <w:lang w:val="en-US"/>
+        </w:rPr>
+        <w:t xml:space="preserve"> </w:t>
+      </w:r>
+      <w:proofErr w:type="spellStart"/>
+      <w:r>
+        <w:rPr>
+          <w:lang w:val="en-US"/>
+        </w:rPr>
+        <w:t>geliştirmeler</w:t>
+      </w:r>
+      <w:proofErr w:type="spellEnd"/>
+      <w:r>
+        <w:rPr>
+          <w:lang w:val="en-US"/>
+        </w:rPr>
+        <w:t xml:space="preserve"> </w:t>
+      </w:r>
+      <w:proofErr w:type="spellStart"/>
+      <w:r>
+        <w:rPr>
+          <w:lang w:val="en-US"/>
+        </w:rPr>
+        <w:t>sonucunda</w:t>
+      </w:r>
+      <w:proofErr w:type="spellEnd"/>
+      <w:r>
+        <w:rPr>
+          <w:lang w:val="en-US"/>
+        </w:rPr>
+        <w:t xml:space="preserve"> PostgreSQL </w:t>
+      </w:r>
+      <w:proofErr w:type="spellStart"/>
+      <w:r>
+        <w:rPr>
+          <w:lang w:val="en-US"/>
+        </w:rPr>
+        <w:t>ile</w:t>
+      </w:r>
+      <w:proofErr w:type="spellEnd"/>
+      <w:r>
+        <w:rPr>
+          <w:lang w:val="en-US"/>
+        </w:rPr>
+        <w:t xml:space="preserve"> </w:t>
+      </w:r>
+      <w:proofErr w:type="spellStart"/>
+      <w:r>
+        <w:rPr>
+          <w:lang w:val="en-US"/>
+        </w:rPr>
+        <w:t>güvenli</w:t>
+      </w:r>
+      <w:proofErr w:type="spellEnd"/>
+      <w:r>
+        <w:rPr>
+          <w:lang w:val="en-US"/>
+        </w:rPr>
+        <w:t xml:space="preserve"> </w:t>
+      </w:r>
+      <w:proofErr w:type="spellStart"/>
+      <w:r>
+        <w:rPr>
+          <w:lang w:val="en-US"/>
+        </w:rPr>
+        <w:t>ve</w:t>
+      </w:r>
+      <w:proofErr w:type="spellEnd"/>
+      <w:r>
+        <w:rPr>
+          <w:lang w:val="en-US"/>
+        </w:rPr>
+        <w:t xml:space="preserve"> </w:t>
+      </w:r>
+      <w:proofErr w:type="spellStart"/>
+      <w:r>
+        <w:rPr>
+          <w:lang w:val="en-US"/>
+        </w:rPr>
+        <w:t>otomatize</w:t>
+      </w:r>
+      <w:proofErr w:type="spellEnd"/>
+      <w:r>
+        <w:rPr>
+          <w:lang w:val="en-US"/>
+        </w:rPr>
+        <w:t xml:space="preserve"> </w:t>
+      </w:r>
+      <w:proofErr w:type="spellStart"/>
+      <w:r>
+        <w:rPr>
+          <w:lang w:val="en-US"/>
+        </w:rPr>
+        <w:t>yedekleme</w:t>
+      </w:r>
+      <w:proofErr w:type="spellEnd"/>
+      <w:r>
+        <w:rPr>
+          <w:lang w:val="en-US"/>
+        </w:rPr>
+        <w:t xml:space="preserve"> </w:t>
+      </w:r>
+      <w:proofErr w:type="spellStart"/>
+      <w:r>
+        <w:rPr>
+          <w:lang w:val="en-US"/>
+        </w:rPr>
+        <w:t>sistemlerinin</w:t>
+      </w:r>
+      <w:proofErr w:type="spellEnd"/>
+      <w:r>
+        <w:rPr>
+          <w:lang w:val="en-US"/>
+        </w:rPr>
+        <w:t xml:space="preserve"> </w:t>
+      </w:r>
+      <w:proofErr w:type="spellStart"/>
+      <w:r>
+        <w:rPr>
+          <w:lang w:val="en-US"/>
+        </w:rPr>
+        <w:t>nasıl</w:t>
+      </w:r>
+      <w:proofErr w:type="spellEnd"/>
+      <w:r>
+        <w:rPr>
+          <w:lang w:val="en-US"/>
+        </w:rPr>
+        <w:t xml:space="preserve"> </w:t>
+      </w:r>
+      <w:proofErr w:type="spellStart"/>
+      <w:r>
+        <w:rPr>
+          <w:lang w:val="en-US"/>
+        </w:rPr>
+        <w:t>hazırlanacağı</w:t>
+      </w:r>
+      <w:proofErr w:type="spellEnd"/>
+      <w:r>
+        <w:rPr>
+          <w:lang w:val="en-US"/>
+        </w:rPr>
+        <w:t xml:space="preserve"> </w:t>
+      </w:r>
+      <w:proofErr w:type="spellStart"/>
+      <w:r>
+        <w:rPr>
+          <w:lang w:val="en-US"/>
+        </w:rPr>
+        <w:t>öğrenilmiştir</w:t>
+      </w:r>
+      <w:proofErr w:type="spellEnd"/>
+      <w:r>
+        <w:rPr>
+          <w:lang w:val="en-US"/>
+        </w:rPr>
+        <w:t>.</w:t>
+      </w:r>
     </w:p>
     <w:sectPr>
       <w:pgSz w:w="12240" w:h="15840"/>

--- a/RAPOR.docx
+++ b/RAPOR.docx
@@ -20,7 +20,7 @@
           <w:noProof/>
         </w:rPr>
         <w:drawing>
-          <wp:inline distT="0" distB="0" distL="0" distR="0" wp14:anchorId="537ECBD4" wp14:editId="7E98DA36">
+          <wp:inline distT="0" distB="0" distL="0" distR="0" wp14:anchorId="537ECBD4" wp14:editId="4E8FC9C6">
             <wp:extent cx="2268071" cy="2268071"/>
             <wp:effectExtent l="0" t="0" r="5715" b="5715"/>
             <wp:docPr id="756522366" name="Picture 1"/>
@@ -360,87 +360,85 @@
         </w:rPr>
         <w:t xml:space="preserve">Video: </w:t>
       </w:r>
-    </w:p>
-    <w:p>
-      <w:pPr>
-        <w:jc w:val="center"/>
-        <w:rPr>
-          <w:lang w:val="en-US"/>
-        </w:rPr>
-      </w:pPr>
-    </w:p>
-    <w:p>
-      <w:pPr>
-        <w:jc w:val="center"/>
-        <w:rPr>
-          <w:lang w:val="en-US"/>
-        </w:rPr>
-      </w:pPr>
-    </w:p>
-    <w:p>
-      <w:pPr>
-        <w:rPr>
-          <w:lang w:val="en-US"/>
-        </w:rPr>
-      </w:pPr>
-    </w:p>
-    <w:p>
-      <w:pPr>
-        <w:jc w:val="center"/>
-        <w:rPr>
-          <w:lang w:val="en-US"/>
-        </w:rPr>
-      </w:pPr>
-    </w:p>
-    <w:p>
-      <w:pPr>
-        <w:jc w:val="center"/>
-        <w:rPr>
-          <w:lang w:val="en-US"/>
-        </w:rPr>
-      </w:pPr>
-    </w:p>
-    <w:p>
-      <w:pPr>
-        <w:jc w:val="center"/>
-        <w:rPr>
+      <w:r>
+        <w:rPr>
+          <w:rStyle w:val="Lienhypertexte"/>
           <w:b/>
           <w:bCs/>
         </w:rPr>
-      </w:pPr>
-      <w:r>
+        <w:t>https://drive.google.com/file/d/1O2EFe4RkE_d574-uRnFxTJcjGRg5QNwH/view?usp=share_link</w:t>
+      </w:r>
+    </w:p>
+    <w:p>
+      <w:pPr>
+        <w:jc w:val="center"/>
+        <w:rPr>
+          <w:lang w:val="en-US"/>
+        </w:rPr>
+      </w:pPr>
+    </w:p>
+    <w:p>
+      <w:pPr>
+        <w:jc w:val="center"/>
+        <w:rPr>
+          <w:lang w:val="en-US"/>
+        </w:rPr>
+      </w:pPr>
+    </w:p>
+    <w:p>
+      <w:pPr>
+        <w:rPr>
+          <w:lang w:val="en-US"/>
+        </w:rPr>
+      </w:pPr>
+    </w:p>
+    <w:p>
+      <w:pPr>
+        <w:jc w:val="center"/>
+        <w:rPr>
+          <w:lang w:val="en-US"/>
+        </w:rPr>
+      </w:pPr>
+    </w:p>
+    <w:p>
+      <w:pPr>
+        <w:jc w:val="center"/>
+        <w:rPr>
+          <w:lang w:val="en-US"/>
+        </w:rPr>
+      </w:pPr>
+    </w:p>
+    <w:p>
+      <w:pPr>
+        <w:jc w:val="center"/>
         <w:rPr>
           <w:b/>
           <w:bCs/>
         </w:rPr>
-        <w:t>İsmail Başaran</w:t>
-      </w:r>
-    </w:p>
-    <w:p>
-      <w:pPr>
-        <w:jc w:val="center"/>
+      </w:pPr>
+      <w:r>
         <w:rPr>
           <w:b/>
           <w:bCs/>
         </w:rPr>
-      </w:pPr>
-      <w:r>
+        <w:t>İsmail Başaran</w:t>
+      </w:r>
+    </w:p>
+    <w:p>
+      <w:pPr>
+        <w:jc w:val="center"/>
         <w:rPr>
           <w:b/>
           <w:bCs/>
         </w:rPr>
-        <w:t>22290137</w:t>
-      </w:r>
-    </w:p>
-    <w:p>
-      <w:pPr>
-        <w:jc w:val="center"/>
+      </w:pPr>
+      <w:r>
         <w:rPr>
           <w:b/>
           <w:bCs/>
-          <w:lang w:val="en-US"/>
-        </w:rPr>
-      </w:pPr>
+        </w:rPr>
+        <w:t>22290137</w:t>
+      </w:r>
     </w:p>
     <w:p>
       <w:pPr>
@@ -448,20 +446,31 @@
         <w:rPr>
           <w:b/>
           <w:bCs/>
-        </w:rPr>
-      </w:pPr>
-      <w:r>
+          <w:lang w:val="en-US"/>
+        </w:rPr>
+      </w:pPr>
+    </w:p>
+    <w:p>
+      <w:pPr>
+        <w:jc w:val="center"/>
         <w:rPr>
           <w:b/>
           <w:bCs/>
         </w:rPr>
-        <w:t>Mayıs</w:t>
-      </w:r>
+      </w:pPr>
       <w:r>
         <w:rPr>
           <w:b/>
           <w:bCs/>
         </w:rPr>
+        <w:lastRenderedPageBreak/>
+        <w:t>Mayıs</w:t>
+      </w:r>
+      <w:r>
+        <w:rPr>
+          <w:b/>
+          <w:bCs/>
+        </w:rPr>
         <w:t xml:space="preserve"> 2026</w:t>
       </w:r>
     </w:p>
@@ -470,7 +479,6 @@
         <w:pStyle w:val="Titre1"/>
       </w:pPr>
       <w:r>
-        <w:lastRenderedPageBreak/>
         <w:t xml:space="preserve">Veritabanı </w:t>
       </w:r>
       <w:r>
@@ -698,6 +706,7 @@
         <w:ind w:left="360"/>
       </w:pPr>
       <w:r>
+        <w:lastRenderedPageBreak/>
         <w:t>Yukarıdaki sql scripti ile 10 Milyon satırlık bir tablo oluşturulmuştur.</w:t>
       </w:r>
     </w:p>
@@ -714,7 +723,6 @@
           <w:noProof/>
           <w:lang w:val="en-US"/>
         </w:rPr>
-        <w:lastRenderedPageBreak/>
         <w:drawing>
           <wp:inline distT="0" distB="0" distL="0" distR="0" wp14:anchorId="5B45C85D" wp14:editId="50926874">
             <wp:extent cx="5971540" cy="1805305"/>
@@ -916,6 +924,7 @@
         <w:rPr>
           <w:noProof/>
         </w:rPr>
+        <w:lastRenderedPageBreak/>
         <w:drawing>
           <wp:inline distT="0" distB="0" distL="0" distR="0" wp14:anchorId="52E0BD51" wp14:editId="134A68B4">
             <wp:extent cx="5971540" cy="1593850"/>
@@ -959,7 +968,6 @@
         <w:ind w:left="360"/>
       </w:pPr>
       <w:r>
-        <w:lastRenderedPageBreak/>
         <w:t xml:space="preserve">Ardından yukarıdaki sorgu ile veri tabanı üzerinde gerçekleştirilen ve en çok zaman alan 5 sorgu ekrana yazdırılmıştır. Görüleceği çalıştırılan rapor sorgusu 210ms sürmektedir. </w:t>
       </w:r>
       <w:r>
@@ -1162,6 +1170,7 @@
         <w:rPr>
           <w:noProof/>
         </w:rPr>
+        <w:lastRenderedPageBreak/>
         <w:drawing>
           <wp:inline distT="0" distB="0" distL="0" distR="0" wp14:anchorId="72346CF1" wp14:editId="6620DE04">
             <wp:extent cx="5971540" cy="1536700"/>
@@ -1205,7 +1214,6 @@
         <w:ind w:left="360"/>
       </w:pPr>
       <w:r>
-        <w:lastRenderedPageBreak/>
         <w:t>Bu sorgular sonrasında yukarıdaki performans izleme sorgusu çağırılmıştır. Görselde görüleceği üzere az önce index yokken 210ms süren sorgu artık 35ms’de gerçek</w:t>
       </w:r>
       <w:r>
@@ -1450,6 +1458,7 @@
           <w:noProof/>
           <w:lang w:val="tr-TR"/>
         </w:rPr>
+        <w:lastRenderedPageBreak/>
         <w:drawing>
           <wp:inline distT="0" distB="0" distL="0" distR="0" wp14:anchorId="34FA5FF3" wp14:editId="66FFC809">
             <wp:extent cx="5971540" cy="2183765"/>
@@ -1525,14 +1534,7 @@
         <w:rPr>
           <w:lang w:val="tr-TR"/>
         </w:rPr>
-        <w:t xml:space="preserve"> sütunu üzerine fonksiyon çağırılmaktadır. </w:t>
-      </w:r>
-      <w:r>
-        <w:rPr>
-          <w:lang w:val="tr-TR"/>
-        </w:rPr>
-        <w:lastRenderedPageBreak/>
-        <w:t xml:space="preserve">Bundan dolayı sütun üzerinde </w:t>
+        <w:t xml:space="preserve"> sütunu üzerine fonksiyon çağırılmaktadır. Bundan dolayı sütun üzerinde </w:t>
       </w:r>
       <w:proofErr w:type="spellStart"/>
       <w:r>
@@ -1774,6 +1776,7 @@
           <w:noProof/>
           <w:lang w:val="tr-TR"/>
         </w:rPr>
+        <w:lastRenderedPageBreak/>
         <w:drawing>
           <wp:inline distT="0" distB="0" distL="0" distR="0" wp14:anchorId="695EAB28" wp14:editId="1C344DF4">
             <wp:extent cx="5971540" cy="2140585"/>
@@ -2259,6 +2262,7 @@
         <w:rPr>
           <w:lang w:val="tr-TR"/>
         </w:rPr>
+        <w:lastRenderedPageBreak/>
         <w:t>Verilerin doğru hedef veri tabanlarına yüklenmesi</w:t>
       </w:r>
     </w:p>
@@ -2418,14 +2422,7 @@
         <w:rPr>
           <w:lang w:val="tr-TR"/>
         </w:rPr>
-        <w:t xml:space="preserve"> şeması oluşturulmuştur. Sonrasında kirli kaynak </w:t>
-      </w:r>
-      <w:r>
-        <w:rPr>
-          <w:lang w:val="tr-TR"/>
-        </w:rPr>
-        <w:lastRenderedPageBreak/>
-        <w:t xml:space="preserve">senaryosuna uygun şekilde veri tipleri uygun olmayan, içerisinde boşluklar ve hatalı veriler barındıran içerikler </w:t>
+        <w:t xml:space="preserve"> şeması oluşturulmuştur. Sonrasında kirli kaynak senaryosuna uygun şekilde veri tipleri uygun olmayan, içerisinde boşluklar ve hatalı veriler barındıran içerikler </w:t>
       </w:r>
       <w:proofErr w:type="spellStart"/>
       <w:r>
@@ -2722,6 +2719,7 @@
           <w:noProof/>
           <w:lang w:val="tr-TR"/>
         </w:rPr>
+        <w:lastRenderedPageBreak/>
         <w:drawing>
           <wp:inline distT="0" distB="0" distL="0" distR="0" wp14:anchorId="3100EEDD" wp14:editId="79818BEE">
             <wp:extent cx="5971540" cy="2817628"/>
@@ -2779,7 +2777,6 @@
           <w:noProof/>
           <w:lang w:val="tr-TR"/>
         </w:rPr>
-        <w:lastRenderedPageBreak/>
         <w:drawing>
           <wp:inline distT="0" distB="0" distL="0" distR="0" wp14:anchorId="42ACA0A9" wp14:editId="74AA37E4">
             <wp:extent cx="5971540" cy="2958642"/>
@@ -4118,6 +4115,7 @@
         <w:rPr>
           <w:lang w:val="en-US"/>
         </w:rPr>
+        <w:lastRenderedPageBreak/>
         <w:t>Adım</w:t>
       </w:r>
       <w:proofErr w:type="spellEnd"/>
@@ -4294,7 +4292,6 @@
         <w:pStyle w:val="Titre3"/>
       </w:pPr>
       <w:r>
-        <w:lastRenderedPageBreak/>
         <w:t xml:space="preserve">Veri </w:t>
       </w:r>
       <w:proofErr w:type="spellStart"/>
@@ -4577,6 +4574,7 @@
           <w:noProof/>
           <w:lang w:val="tr-TR"/>
         </w:rPr>
+        <w:lastRenderedPageBreak/>
         <w:drawing>
           <wp:inline distT="0" distB="0" distL="0" distR="0" wp14:anchorId="102FC329" wp14:editId="21C59C92">
             <wp:extent cx="5971540" cy="1443355"/>
@@ -4714,7 +4712,6 @@
         <w:rPr>
           <w:lang w:val="en-US"/>
         </w:rPr>
-        <w:lastRenderedPageBreak/>
         <w:t>Görüleceği</w:t>
       </w:r>
       <w:proofErr w:type="spellEnd"/>
@@ -5445,6 +5442,7 @@
         <w:rPr>
           <w:lang w:val="tr-TR"/>
         </w:rPr>
+        <w:lastRenderedPageBreak/>
         <w:t xml:space="preserve"> Gerçekleştirim ve Yöntem</w:t>
       </w:r>
     </w:p>
@@ -5894,9 +5892,9 @@
       </w:pPr>
       <w:r>
         <w:rPr>
-          <w:lang w:val="en-US"/>
-        </w:rPr>
-        <w:lastRenderedPageBreak/>
+          <w:noProof/>
+          <w:lang w:val="en-US"/>
+        </w:rPr>
         <w:drawing>
           <wp:inline distT="0" distB="0" distL="0" distR="0" wp14:anchorId="40013DBA" wp14:editId="0199377E">
             <wp:extent cx="5971540" cy="2500630"/>
@@ -6440,6 +6438,7 @@
       </w:pPr>
       <w:r>
         <w:rPr>
+          <w:noProof/>
           <w:lang w:val="en-US"/>
         </w:rPr>
         <w:drawing>
@@ -6664,14 +6663,28 @@
         <w:rPr>
           <w:lang w:val="en-US"/>
         </w:rPr>
-        <w:t xml:space="preserve"> ve diğe</w:t>
-      </w:r>
-      <w:proofErr w:type="spellStart"/>
-      <w:r>
-        <w:rPr>
-          <w:lang w:val="en-US"/>
-        </w:rPr>
-        <w:t>r</w:t>
+        <w:t xml:space="preserve"> </w:t>
+      </w:r>
+      <w:proofErr w:type="spellStart"/>
+      <w:r>
+        <w:rPr>
+          <w:lang w:val="en-US"/>
+        </w:rPr>
+        <w:t>ve</w:t>
+      </w:r>
+      <w:proofErr w:type="spellEnd"/>
+      <w:r>
+        <w:rPr>
+          <w:lang w:val="en-US"/>
+        </w:rPr>
+        <w:t xml:space="preserve"> </w:t>
+      </w:r>
+      <w:proofErr w:type="spellStart"/>
+      <w:r>
+        <w:rPr>
+          <w:lang w:val="en-US"/>
+        </w:rPr>
+        <w:t>diğer</w:t>
       </w:r>
       <w:proofErr w:type="spellEnd"/>
       <w:r>
@@ -6797,6 +6810,7 @@
         <w:rPr>
           <w:lang w:val="en-US"/>
         </w:rPr>
+        <w:lastRenderedPageBreak/>
         <w:t>Yapılan</w:t>
       </w:r>
       <w:proofErr w:type="spellEnd"/>

--- a/RAPOR.docx
+++ b/RAPOR.docx
@@ -379,14 +379,6 @@
     </w:p>
     <w:p>
       <w:pPr>
-        <w:jc w:val="center"/>
-        <w:rPr>
-          <w:lang w:val="en-US"/>
-        </w:rPr>
-      </w:pPr>
-    </w:p>
-    <w:p>
-      <w:pPr>
         <w:rPr>
           <w:lang w:val="en-US"/>
         </w:rPr>
@@ -463,8 +455,7 @@
           <w:b/>
           <w:bCs/>
         </w:rPr>
-        <w:lastRenderedPageBreak/>
-        <w:t>Mayıs</w:t>
+        <w:t>Haziran</w:t>
       </w:r>
       <w:r>
         <w:rPr>
@@ -479,6 +470,7 @@
         <w:pStyle w:val="Titre1"/>
       </w:pPr>
       <w:r>
+        <w:lastRenderedPageBreak/>
         <w:t xml:space="preserve">Veritabanı </w:t>
       </w:r>
       <w:r>
@@ -706,7 +698,6 @@
         <w:ind w:left="360"/>
       </w:pPr>
       <w:r>
-        <w:lastRenderedPageBreak/>
         <w:t>Yukarıdaki sql scripti ile 10 Milyon satırlık bir tablo oluşturulmuştur.</w:t>
       </w:r>
     </w:p>
@@ -723,6 +714,7 @@
           <w:noProof/>
           <w:lang w:val="en-US"/>
         </w:rPr>
+        <w:lastRenderedPageBreak/>
         <w:drawing>
           <wp:inline distT="0" distB="0" distL="0" distR="0" wp14:anchorId="5B45C85D" wp14:editId="50926874">
             <wp:extent cx="5971540" cy="1805305"/>
@@ -924,7 +916,6 @@
         <w:rPr>
           <w:noProof/>
         </w:rPr>
-        <w:lastRenderedPageBreak/>
         <w:drawing>
           <wp:inline distT="0" distB="0" distL="0" distR="0" wp14:anchorId="52E0BD51" wp14:editId="134A68B4">
             <wp:extent cx="5971540" cy="1593850"/>
@@ -968,6 +959,7 @@
         <w:ind w:left="360"/>
       </w:pPr>
       <w:r>
+        <w:lastRenderedPageBreak/>
         <w:t xml:space="preserve">Ardından yukarıdaki sorgu ile veri tabanı üzerinde gerçekleştirilen ve en çok zaman alan 5 sorgu ekrana yazdırılmıştır. Görüleceği çalıştırılan rapor sorgusu 210ms sürmektedir. </w:t>
       </w:r>
       <w:r>
@@ -1170,7 +1162,6 @@
         <w:rPr>
           <w:noProof/>
         </w:rPr>
-        <w:lastRenderedPageBreak/>
         <w:drawing>
           <wp:inline distT="0" distB="0" distL="0" distR="0" wp14:anchorId="72346CF1" wp14:editId="6620DE04">
             <wp:extent cx="5971540" cy="1536700"/>
@@ -1214,6 +1205,7 @@
         <w:ind w:left="360"/>
       </w:pPr>
       <w:r>
+        <w:lastRenderedPageBreak/>
         <w:t>Bu sorgular sonrasında yukarıdaki performans izleme sorgusu çağırılmıştır. Görselde görüleceği üzere az önce index yokken 210ms süren sorgu artık 35ms’de gerçek</w:t>
       </w:r>
       <w:r>
@@ -1458,7 +1450,6 @@
           <w:noProof/>
           <w:lang w:val="tr-TR"/>
         </w:rPr>
-        <w:lastRenderedPageBreak/>
         <w:drawing>
           <wp:inline distT="0" distB="0" distL="0" distR="0" wp14:anchorId="34FA5FF3" wp14:editId="66FFC809">
             <wp:extent cx="5971540" cy="2183765"/>
@@ -1534,7 +1525,14 @@
         <w:rPr>
           <w:lang w:val="tr-TR"/>
         </w:rPr>
-        <w:t xml:space="preserve"> sütunu üzerine fonksiyon çağırılmaktadır. Bundan dolayı sütun üzerinde </w:t>
+        <w:t xml:space="preserve"> sütunu üzerine fonksiyon çağırılmaktadır. </w:t>
+      </w:r>
+      <w:r>
+        <w:rPr>
+          <w:lang w:val="tr-TR"/>
+        </w:rPr>
+        <w:lastRenderedPageBreak/>
+        <w:t xml:space="preserve">Bundan dolayı sütun üzerinde </w:t>
       </w:r>
       <w:proofErr w:type="spellStart"/>
       <w:r>
@@ -1776,7 +1774,6 @@
           <w:noProof/>
           <w:lang w:val="tr-TR"/>
         </w:rPr>
-        <w:lastRenderedPageBreak/>
         <w:drawing>
           <wp:inline distT="0" distB="0" distL="0" distR="0" wp14:anchorId="695EAB28" wp14:editId="1C344DF4">
             <wp:extent cx="5971540" cy="2140585"/>
@@ -2262,7 +2259,6 @@
         <w:rPr>
           <w:lang w:val="tr-TR"/>
         </w:rPr>
-        <w:lastRenderedPageBreak/>
         <w:t>Verilerin doğru hedef veri tabanlarına yüklenmesi</w:t>
       </w:r>
     </w:p>
@@ -2422,7 +2418,14 @@
         <w:rPr>
           <w:lang w:val="tr-TR"/>
         </w:rPr>
-        <w:t xml:space="preserve"> şeması oluşturulmuştur. Sonrasında kirli kaynak senaryosuna uygun şekilde veri tipleri uygun olmayan, içerisinde boşluklar ve hatalı veriler barındıran içerikler </w:t>
+        <w:t xml:space="preserve"> şeması oluşturulmuştur. Sonrasında kirli kaynak </w:t>
+      </w:r>
+      <w:r>
+        <w:rPr>
+          <w:lang w:val="tr-TR"/>
+        </w:rPr>
+        <w:lastRenderedPageBreak/>
+        <w:t xml:space="preserve">senaryosuna uygun şekilde veri tipleri uygun olmayan, içerisinde boşluklar ve hatalı veriler barındıran içerikler </w:t>
       </w:r>
       <w:proofErr w:type="spellStart"/>
       <w:r>
@@ -2719,7 +2722,6 @@
           <w:noProof/>
           <w:lang w:val="tr-TR"/>
         </w:rPr>
-        <w:lastRenderedPageBreak/>
         <w:drawing>
           <wp:inline distT="0" distB="0" distL="0" distR="0" wp14:anchorId="3100EEDD" wp14:editId="79818BEE">
             <wp:extent cx="5971540" cy="2817628"/>
@@ -2777,6 +2779,7 @@
           <w:noProof/>
           <w:lang w:val="tr-TR"/>
         </w:rPr>
+        <w:lastRenderedPageBreak/>
         <w:drawing>
           <wp:inline distT="0" distB="0" distL="0" distR="0" wp14:anchorId="42ACA0A9" wp14:editId="74AA37E4">
             <wp:extent cx="5971540" cy="2958642"/>
@@ -4115,7 +4118,6 @@
         <w:rPr>
           <w:lang w:val="en-US"/>
         </w:rPr>
-        <w:lastRenderedPageBreak/>
         <w:t>Adım</w:t>
       </w:r>
       <w:proofErr w:type="spellEnd"/>
@@ -4292,6 +4294,7 @@
         <w:pStyle w:val="Titre3"/>
       </w:pPr>
       <w:r>
+        <w:lastRenderedPageBreak/>
         <w:t xml:space="preserve">Veri </w:t>
       </w:r>
       <w:proofErr w:type="spellStart"/>
@@ -4574,7 +4577,6 @@
           <w:noProof/>
           <w:lang w:val="tr-TR"/>
         </w:rPr>
-        <w:lastRenderedPageBreak/>
         <w:drawing>
           <wp:inline distT="0" distB="0" distL="0" distR="0" wp14:anchorId="102FC329" wp14:editId="21C59C92">
             <wp:extent cx="5971540" cy="1443355"/>
@@ -4712,6 +4714,7 @@
         <w:rPr>
           <w:lang w:val="en-US"/>
         </w:rPr>
+        <w:lastRenderedPageBreak/>
         <w:t>Görüleceği</w:t>
       </w:r>
       <w:proofErr w:type="spellEnd"/>
@@ -5442,459 +5445,459 @@
         <w:rPr>
           <w:lang w:val="tr-TR"/>
         </w:rPr>
+        <w:t xml:space="preserve"> Gerçekleştirim ve Yöntem</w:t>
+      </w:r>
+    </w:p>
+    <w:p>
+      <w:pPr>
+        <w:rPr>
+          <w:lang w:val="tr-TR"/>
+        </w:rPr>
+      </w:pPr>
+      <w:r>
+        <w:rPr>
+          <w:lang w:val="tr-TR"/>
+        </w:rPr>
+        <w:t>Raporun bu bölümünde senaryonun nasıl gerçekleştirildiği anlatılmaktadır.</w:t>
+      </w:r>
+    </w:p>
+    <w:p>
+      <w:pPr>
+        <w:pStyle w:val="Titre3"/>
+      </w:pPr>
+      <w:proofErr w:type="spellStart"/>
+      <w:r>
+        <w:t>Otomatik</w:t>
+      </w:r>
+      <w:proofErr w:type="spellEnd"/>
+      <w:r>
+        <w:t xml:space="preserve"> </w:t>
+      </w:r>
+      <w:proofErr w:type="spellStart"/>
+      <w:r>
+        <w:t>Yedekleme</w:t>
+      </w:r>
+      <w:proofErr w:type="spellEnd"/>
+      <w:r>
+        <w:t xml:space="preserve"> </w:t>
+      </w:r>
+      <w:proofErr w:type="spellStart"/>
+      <w:r>
+        <w:t>ve</w:t>
+      </w:r>
+      <w:proofErr w:type="spellEnd"/>
+      <w:r>
+        <w:t xml:space="preserve"> </w:t>
+      </w:r>
+      <w:proofErr w:type="spellStart"/>
+      <w:r>
+        <w:t>Uyarı</w:t>
+      </w:r>
+      <w:proofErr w:type="spellEnd"/>
+      <w:r>
+        <w:t xml:space="preserve"> </w:t>
+      </w:r>
+      <w:proofErr w:type="spellStart"/>
+      <w:r>
+        <w:t>Sistemi</w:t>
+      </w:r>
+      <w:proofErr w:type="spellEnd"/>
+    </w:p>
+    <w:p>
+      <w:pPr>
+        <w:rPr>
+          <w:lang w:val="en-US"/>
+        </w:rPr>
+      </w:pPr>
+      <w:r>
+        <w:rPr>
+          <w:lang w:val="en-US"/>
+        </w:rPr>
+        <w:t xml:space="preserve">Bu </w:t>
+      </w:r>
+      <w:proofErr w:type="spellStart"/>
+      <w:r>
+        <w:rPr>
+          <w:lang w:val="en-US"/>
+        </w:rPr>
+        <w:t>proje</w:t>
+      </w:r>
+      <w:proofErr w:type="spellEnd"/>
+      <w:r>
+        <w:rPr>
+          <w:lang w:val="en-US"/>
+        </w:rPr>
+        <w:t xml:space="preserve"> </w:t>
+      </w:r>
+      <w:proofErr w:type="spellStart"/>
+      <w:r>
+        <w:rPr>
+          <w:lang w:val="en-US"/>
+        </w:rPr>
+        <w:t>kapsamında</w:t>
+      </w:r>
+      <w:proofErr w:type="spellEnd"/>
+      <w:r>
+        <w:rPr>
+          <w:lang w:val="en-US"/>
+        </w:rPr>
+        <w:t xml:space="preserve"> </w:t>
+      </w:r>
+      <w:proofErr w:type="spellStart"/>
+      <w:r>
+        <w:rPr>
+          <w:lang w:val="en-US"/>
+        </w:rPr>
+        <w:t>vize</w:t>
+      </w:r>
+      <w:proofErr w:type="spellEnd"/>
+      <w:r>
+        <w:rPr>
+          <w:lang w:val="en-US"/>
+        </w:rPr>
+        <w:t xml:space="preserve"> </w:t>
+      </w:r>
+      <w:proofErr w:type="spellStart"/>
+      <w:r>
+        <w:rPr>
+          <w:lang w:val="en-US"/>
+        </w:rPr>
+        <w:t>için</w:t>
+      </w:r>
+      <w:proofErr w:type="spellEnd"/>
+      <w:r>
+        <w:rPr>
+          <w:lang w:val="en-US"/>
+        </w:rPr>
+        <w:t xml:space="preserve"> </w:t>
+      </w:r>
+      <w:proofErr w:type="spellStart"/>
+      <w:r>
+        <w:rPr>
+          <w:lang w:val="en-US"/>
+        </w:rPr>
+        <w:t>kullanılan</w:t>
+      </w:r>
+      <w:proofErr w:type="spellEnd"/>
+      <w:r>
+        <w:rPr>
+          <w:lang w:val="en-US"/>
+        </w:rPr>
+        <w:t xml:space="preserve"> database </w:t>
+      </w:r>
+      <w:proofErr w:type="spellStart"/>
+      <w:r>
+        <w:rPr>
+          <w:lang w:val="en-US"/>
+        </w:rPr>
+        <w:t>ve</w:t>
+      </w:r>
+      <w:proofErr w:type="spellEnd"/>
+      <w:r>
+        <w:rPr>
+          <w:lang w:val="en-US"/>
+        </w:rPr>
+        <w:t xml:space="preserve"> </w:t>
+      </w:r>
+      <w:proofErr w:type="spellStart"/>
+      <w:r>
+        <w:rPr>
+          <w:lang w:val="en-US"/>
+        </w:rPr>
+        <w:t>konfigrasyonlar</w:t>
+      </w:r>
+      <w:proofErr w:type="spellEnd"/>
+      <w:r>
+        <w:rPr>
+          <w:lang w:val="en-US"/>
+        </w:rPr>
+        <w:t xml:space="preserve"> </w:t>
+      </w:r>
+      <w:proofErr w:type="spellStart"/>
+      <w:r>
+        <w:rPr>
+          <w:lang w:val="en-US"/>
+        </w:rPr>
+        <w:t>kullanılmıştır</w:t>
+      </w:r>
+      <w:proofErr w:type="spellEnd"/>
+      <w:r>
+        <w:rPr>
+          <w:lang w:val="en-US"/>
+        </w:rPr>
+        <w:t xml:space="preserve">. Bu </w:t>
+      </w:r>
+      <w:proofErr w:type="spellStart"/>
+      <w:r>
+        <w:rPr>
+          <w:lang w:val="en-US"/>
+        </w:rPr>
+        <w:t>kurulum</w:t>
+      </w:r>
+      <w:proofErr w:type="spellEnd"/>
+      <w:r>
+        <w:rPr>
+          <w:lang w:val="en-US"/>
+        </w:rPr>
+        <w:t xml:space="preserve"> </w:t>
+      </w:r>
+      <w:proofErr w:type="spellStart"/>
+      <w:r>
+        <w:rPr>
+          <w:lang w:val="en-US"/>
+        </w:rPr>
+        <w:t>süreci</w:t>
+      </w:r>
+      <w:proofErr w:type="spellEnd"/>
+      <w:r>
+        <w:rPr>
+          <w:lang w:val="en-US"/>
+        </w:rPr>
+        <w:t xml:space="preserve"> </w:t>
+      </w:r>
+      <w:proofErr w:type="spellStart"/>
+      <w:r>
+        <w:rPr>
+          <w:lang w:val="en-US"/>
+        </w:rPr>
+        <w:t>vize</w:t>
+      </w:r>
+      <w:proofErr w:type="spellEnd"/>
+      <w:r>
+        <w:rPr>
+          <w:lang w:val="en-US"/>
+        </w:rPr>
+        <w:t xml:space="preserve"> </w:t>
+      </w:r>
+      <w:proofErr w:type="spellStart"/>
+      <w:r>
+        <w:rPr>
+          <w:lang w:val="en-US"/>
+        </w:rPr>
+        <w:t>raporunda</w:t>
+      </w:r>
+      <w:proofErr w:type="spellEnd"/>
+      <w:r>
+        <w:rPr>
+          <w:lang w:val="en-US"/>
+        </w:rPr>
+        <w:t xml:space="preserve"> </w:t>
+      </w:r>
+      <w:proofErr w:type="spellStart"/>
+      <w:r>
+        <w:rPr>
+          <w:lang w:val="en-US"/>
+        </w:rPr>
+        <w:t>işlendiğinden</w:t>
+      </w:r>
+      <w:proofErr w:type="spellEnd"/>
+      <w:r>
+        <w:rPr>
+          <w:lang w:val="en-US"/>
+        </w:rPr>
+        <w:t xml:space="preserve"> </w:t>
+      </w:r>
+      <w:proofErr w:type="spellStart"/>
+      <w:r>
+        <w:rPr>
+          <w:lang w:val="en-US"/>
+        </w:rPr>
+        <w:t>tekrar</w:t>
+      </w:r>
+      <w:proofErr w:type="spellEnd"/>
+      <w:r>
+        <w:rPr>
+          <w:lang w:val="en-US"/>
+        </w:rPr>
+        <w:t xml:space="preserve"> </w:t>
+      </w:r>
+      <w:proofErr w:type="spellStart"/>
+      <w:r>
+        <w:rPr>
+          <w:lang w:val="en-US"/>
+        </w:rPr>
+        <w:t>işlenmeyecektir</w:t>
+      </w:r>
+      <w:proofErr w:type="spellEnd"/>
+      <w:r>
+        <w:rPr>
+          <w:lang w:val="en-US"/>
+        </w:rPr>
+        <w:t>.</w:t>
+      </w:r>
+    </w:p>
+    <w:p>
+      <w:pPr>
+        <w:rPr>
+          <w:lang w:val="en-US"/>
+        </w:rPr>
+      </w:pPr>
+    </w:p>
+    <w:p>
+      <w:pPr>
+        <w:rPr>
+          <w:lang w:val="tr-TR"/>
+        </w:rPr>
+      </w:pPr>
+      <w:proofErr w:type="spellStart"/>
+      <w:r>
+        <w:rPr>
+          <w:lang w:val="en-US"/>
+        </w:rPr>
+        <w:t>Proje</w:t>
+      </w:r>
+      <w:proofErr w:type="spellEnd"/>
+      <w:r>
+        <w:rPr>
+          <w:lang w:val="en-US"/>
+        </w:rPr>
+        <w:t xml:space="preserve"> </w:t>
+      </w:r>
+      <w:proofErr w:type="spellStart"/>
+      <w:r>
+        <w:rPr>
+          <w:lang w:val="en-US"/>
+        </w:rPr>
+        <w:t>doğrultusunda</w:t>
+      </w:r>
+      <w:proofErr w:type="spellEnd"/>
+      <w:r>
+        <w:rPr>
+          <w:lang w:val="en-US"/>
+        </w:rPr>
+        <w:t xml:space="preserve"> </w:t>
+      </w:r>
+      <w:proofErr w:type="spellStart"/>
+      <w:r>
+        <w:rPr>
+          <w:lang w:val="en-US"/>
+        </w:rPr>
+        <w:t>bir</w:t>
+      </w:r>
+      <w:proofErr w:type="spellEnd"/>
+      <w:r>
+        <w:rPr>
+          <w:lang w:val="en-US"/>
+        </w:rPr>
+        <w:t xml:space="preserve"> bash script </w:t>
+      </w:r>
+      <w:proofErr w:type="spellStart"/>
+      <w:r>
+        <w:rPr>
+          <w:lang w:val="en-US"/>
+        </w:rPr>
+        <w:t>dosyası</w:t>
+      </w:r>
+      <w:proofErr w:type="spellEnd"/>
+      <w:r>
+        <w:rPr>
+          <w:lang w:val="en-US"/>
+        </w:rPr>
+        <w:t xml:space="preserve"> </w:t>
+      </w:r>
+      <w:proofErr w:type="spellStart"/>
+      <w:r>
+        <w:rPr>
+          <w:lang w:val="en-US"/>
+        </w:rPr>
+        <w:t>oluşturulmuş</w:t>
+      </w:r>
+      <w:proofErr w:type="spellEnd"/>
+      <w:r>
+        <w:rPr>
+          <w:lang w:val="en-US"/>
+        </w:rPr>
+        <w:t xml:space="preserve"> </w:t>
+      </w:r>
+      <w:proofErr w:type="spellStart"/>
+      <w:r>
+        <w:rPr>
+          <w:lang w:val="en-US"/>
+        </w:rPr>
+        <w:t>ve</w:t>
+      </w:r>
+      <w:proofErr w:type="spellEnd"/>
+      <w:r>
+        <w:rPr>
+          <w:lang w:val="en-US"/>
+        </w:rPr>
+        <w:t xml:space="preserve"> </w:t>
+      </w:r>
+      <w:proofErr w:type="spellStart"/>
+      <w:r>
+        <w:rPr>
+          <w:lang w:val="en-US"/>
+        </w:rPr>
+        <w:t>içerisi</w:t>
+      </w:r>
+      <w:proofErr w:type="spellEnd"/>
+      <w:r>
+        <w:rPr>
+          <w:lang w:val="en-US"/>
+        </w:rPr>
+        <w:t xml:space="preserve"> </w:t>
+      </w:r>
+      <w:proofErr w:type="spellStart"/>
+      <w:r>
+        <w:rPr>
+          <w:lang w:val="en-US"/>
+        </w:rPr>
+        <w:t>aşağıdaki</w:t>
+      </w:r>
+      <w:proofErr w:type="spellEnd"/>
+      <w:r>
+        <w:rPr>
+          <w:lang w:val="en-US"/>
+        </w:rPr>
+        <w:t xml:space="preserve"> </w:t>
+      </w:r>
+      <w:proofErr w:type="spellStart"/>
+      <w:r>
+        <w:rPr>
+          <w:lang w:val="en-US"/>
+        </w:rPr>
+        <w:t>gibi</w:t>
+      </w:r>
+      <w:proofErr w:type="spellEnd"/>
+      <w:r>
+        <w:rPr>
+          <w:lang w:val="en-US"/>
+        </w:rPr>
+        <w:t xml:space="preserve"> </w:t>
+      </w:r>
+      <w:proofErr w:type="spellStart"/>
+      <w:r>
+        <w:rPr>
+          <w:lang w:val="en-US"/>
+        </w:rPr>
+        <w:t>doldurulmuştur</w:t>
+      </w:r>
+      <w:proofErr w:type="spellEnd"/>
+      <w:r>
+        <w:rPr>
+          <w:lang w:val="en-US"/>
+        </w:rPr>
+        <w:t>.</w:t>
+      </w:r>
+      <w:r>
+        <w:rPr>
+          <w:lang w:val="en-US"/>
+        </w:rPr>
+        <w:t xml:space="preserve"> </w:t>
+      </w:r>
+    </w:p>
+    <w:p>
+      <w:pPr>
+        <w:rPr>
+          <w:lang w:val="en-US"/>
+        </w:rPr>
+      </w:pPr>
+      <w:r>
+        <w:rPr>
+          <w:noProof/>
+          <w:lang w:val="en-US"/>
+        </w:rPr>
         <w:lastRenderedPageBreak/>
-        <w:t xml:space="preserve"> Gerçekleştirim ve Yöntem</w:t>
-      </w:r>
-    </w:p>
-    <w:p>
-      <w:pPr>
-        <w:rPr>
-          <w:lang w:val="tr-TR"/>
-        </w:rPr>
-      </w:pPr>
-      <w:r>
-        <w:rPr>
-          <w:lang w:val="tr-TR"/>
-        </w:rPr>
-        <w:t>Raporun bu bölümünde senaryonun nasıl gerçekleştirildiği anlatılmaktadır.</w:t>
-      </w:r>
-    </w:p>
-    <w:p>
-      <w:pPr>
-        <w:pStyle w:val="Titre3"/>
-      </w:pPr>
-      <w:proofErr w:type="spellStart"/>
-      <w:r>
-        <w:t>Otomatik</w:t>
-      </w:r>
-      <w:proofErr w:type="spellEnd"/>
-      <w:r>
-        <w:t xml:space="preserve"> </w:t>
-      </w:r>
-      <w:proofErr w:type="spellStart"/>
-      <w:r>
-        <w:t>Yedekleme</w:t>
-      </w:r>
-      <w:proofErr w:type="spellEnd"/>
-      <w:r>
-        <w:t xml:space="preserve"> </w:t>
-      </w:r>
-      <w:proofErr w:type="spellStart"/>
-      <w:r>
-        <w:t>ve</w:t>
-      </w:r>
-      <w:proofErr w:type="spellEnd"/>
-      <w:r>
-        <w:t xml:space="preserve"> </w:t>
-      </w:r>
-      <w:proofErr w:type="spellStart"/>
-      <w:r>
-        <w:t>Uyarı</w:t>
-      </w:r>
-      <w:proofErr w:type="spellEnd"/>
-      <w:r>
-        <w:t xml:space="preserve"> </w:t>
-      </w:r>
-      <w:proofErr w:type="spellStart"/>
-      <w:r>
-        <w:t>Sistemi</w:t>
-      </w:r>
-      <w:proofErr w:type="spellEnd"/>
-    </w:p>
-    <w:p>
-      <w:pPr>
-        <w:rPr>
-          <w:lang w:val="en-US"/>
-        </w:rPr>
-      </w:pPr>
-      <w:r>
-        <w:rPr>
-          <w:lang w:val="en-US"/>
-        </w:rPr>
-        <w:t xml:space="preserve">Bu </w:t>
-      </w:r>
-      <w:proofErr w:type="spellStart"/>
-      <w:r>
-        <w:rPr>
-          <w:lang w:val="en-US"/>
-        </w:rPr>
-        <w:t>proje</w:t>
-      </w:r>
-      <w:proofErr w:type="spellEnd"/>
-      <w:r>
-        <w:rPr>
-          <w:lang w:val="en-US"/>
-        </w:rPr>
-        <w:t xml:space="preserve"> </w:t>
-      </w:r>
-      <w:proofErr w:type="spellStart"/>
-      <w:r>
-        <w:rPr>
-          <w:lang w:val="en-US"/>
-        </w:rPr>
-        <w:t>kapsamında</w:t>
-      </w:r>
-      <w:proofErr w:type="spellEnd"/>
-      <w:r>
-        <w:rPr>
-          <w:lang w:val="en-US"/>
-        </w:rPr>
-        <w:t xml:space="preserve"> </w:t>
-      </w:r>
-      <w:proofErr w:type="spellStart"/>
-      <w:r>
-        <w:rPr>
-          <w:lang w:val="en-US"/>
-        </w:rPr>
-        <w:t>vize</w:t>
-      </w:r>
-      <w:proofErr w:type="spellEnd"/>
-      <w:r>
-        <w:rPr>
-          <w:lang w:val="en-US"/>
-        </w:rPr>
-        <w:t xml:space="preserve"> </w:t>
-      </w:r>
-      <w:proofErr w:type="spellStart"/>
-      <w:r>
-        <w:rPr>
-          <w:lang w:val="en-US"/>
-        </w:rPr>
-        <w:t>için</w:t>
-      </w:r>
-      <w:proofErr w:type="spellEnd"/>
-      <w:r>
-        <w:rPr>
-          <w:lang w:val="en-US"/>
-        </w:rPr>
-        <w:t xml:space="preserve"> </w:t>
-      </w:r>
-      <w:proofErr w:type="spellStart"/>
-      <w:r>
-        <w:rPr>
-          <w:lang w:val="en-US"/>
-        </w:rPr>
-        <w:t>kullanılan</w:t>
-      </w:r>
-      <w:proofErr w:type="spellEnd"/>
-      <w:r>
-        <w:rPr>
-          <w:lang w:val="en-US"/>
-        </w:rPr>
-        <w:t xml:space="preserve"> database </w:t>
-      </w:r>
-      <w:proofErr w:type="spellStart"/>
-      <w:r>
-        <w:rPr>
-          <w:lang w:val="en-US"/>
-        </w:rPr>
-        <w:t>ve</w:t>
-      </w:r>
-      <w:proofErr w:type="spellEnd"/>
-      <w:r>
-        <w:rPr>
-          <w:lang w:val="en-US"/>
-        </w:rPr>
-        <w:t xml:space="preserve"> </w:t>
-      </w:r>
-      <w:proofErr w:type="spellStart"/>
-      <w:r>
-        <w:rPr>
-          <w:lang w:val="en-US"/>
-        </w:rPr>
-        <w:t>konfigrasyonlar</w:t>
-      </w:r>
-      <w:proofErr w:type="spellEnd"/>
-      <w:r>
-        <w:rPr>
-          <w:lang w:val="en-US"/>
-        </w:rPr>
-        <w:t xml:space="preserve"> </w:t>
-      </w:r>
-      <w:proofErr w:type="spellStart"/>
-      <w:r>
-        <w:rPr>
-          <w:lang w:val="en-US"/>
-        </w:rPr>
-        <w:t>kullanılmıştır</w:t>
-      </w:r>
-      <w:proofErr w:type="spellEnd"/>
-      <w:r>
-        <w:rPr>
-          <w:lang w:val="en-US"/>
-        </w:rPr>
-        <w:t xml:space="preserve">. Bu </w:t>
-      </w:r>
-      <w:proofErr w:type="spellStart"/>
-      <w:r>
-        <w:rPr>
-          <w:lang w:val="en-US"/>
-        </w:rPr>
-        <w:t>kurulum</w:t>
-      </w:r>
-      <w:proofErr w:type="spellEnd"/>
-      <w:r>
-        <w:rPr>
-          <w:lang w:val="en-US"/>
-        </w:rPr>
-        <w:t xml:space="preserve"> </w:t>
-      </w:r>
-      <w:proofErr w:type="spellStart"/>
-      <w:r>
-        <w:rPr>
-          <w:lang w:val="en-US"/>
-        </w:rPr>
-        <w:t>süreci</w:t>
-      </w:r>
-      <w:proofErr w:type="spellEnd"/>
-      <w:r>
-        <w:rPr>
-          <w:lang w:val="en-US"/>
-        </w:rPr>
-        <w:t xml:space="preserve"> </w:t>
-      </w:r>
-      <w:proofErr w:type="spellStart"/>
-      <w:r>
-        <w:rPr>
-          <w:lang w:val="en-US"/>
-        </w:rPr>
-        <w:t>vize</w:t>
-      </w:r>
-      <w:proofErr w:type="spellEnd"/>
-      <w:r>
-        <w:rPr>
-          <w:lang w:val="en-US"/>
-        </w:rPr>
-        <w:t xml:space="preserve"> </w:t>
-      </w:r>
-      <w:proofErr w:type="spellStart"/>
-      <w:r>
-        <w:rPr>
-          <w:lang w:val="en-US"/>
-        </w:rPr>
-        <w:t>raporunda</w:t>
-      </w:r>
-      <w:proofErr w:type="spellEnd"/>
-      <w:r>
-        <w:rPr>
-          <w:lang w:val="en-US"/>
-        </w:rPr>
-        <w:t xml:space="preserve"> </w:t>
-      </w:r>
-      <w:proofErr w:type="spellStart"/>
-      <w:r>
-        <w:rPr>
-          <w:lang w:val="en-US"/>
-        </w:rPr>
-        <w:t>işlendiğinden</w:t>
-      </w:r>
-      <w:proofErr w:type="spellEnd"/>
-      <w:r>
-        <w:rPr>
-          <w:lang w:val="en-US"/>
-        </w:rPr>
-        <w:t xml:space="preserve"> </w:t>
-      </w:r>
-      <w:proofErr w:type="spellStart"/>
-      <w:r>
-        <w:rPr>
-          <w:lang w:val="en-US"/>
-        </w:rPr>
-        <w:t>tekrar</w:t>
-      </w:r>
-      <w:proofErr w:type="spellEnd"/>
-      <w:r>
-        <w:rPr>
-          <w:lang w:val="en-US"/>
-        </w:rPr>
-        <w:t xml:space="preserve"> </w:t>
-      </w:r>
-      <w:proofErr w:type="spellStart"/>
-      <w:r>
-        <w:rPr>
-          <w:lang w:val="en-US"/>
-        </w:rPr>
-        <w:t>işlenmeyecektir</w:t>
-      </w:r>
-      <w:proofErr w:type="spellEnd"/>
-      <w:r>
-        <w:rPr>
-          <w:lang w:val="en-US"/>
-        </w:rPr>
-        <w:t>.</w:t>
-      </w:r>
-    </w:p>
-    <w:p>
-      <w:pPr>
-        <w:rPr>
-          <w:lang w:val="en-US"/>
-        </w:rPr>
-      </w:pPr>
-    </w:p>
-    <w:p>
-      <w:pPr>
-        <w:rPr>
-          <w:lang w:val="tr-TR"/>
-        </w:rPr>
-      </w:pPr>
-      <w:proofErr w:type="spellStart"/>
-      <w:r>
-        <w:rPr>
-          <w:lang w:val="en-US"/>
-        </w:rPr>
-        <w:t>Proje</w:t>
-      </w:r>
-      <w:proofErr w:type="spellEnd"/>
-      <w:r>
-        <w:rPr>
-          <w:lang w:val="en-US"/>
-        </w:rPr>
-        <w:t xml:space="preserve"> </w:t>
-      </w:r>
-      <w:proofErr w:type="spellStart"/>
-      <w:r>
-        <w:rPr>
-          <w:lang w:val="en-US"/>
-        </w:rPr>
-        <w:t>doğrultusunda</w:t>
-      </w:r>
-      <w:proofErr w:type="spellEnd"/>
-      <w:r>
-        <w:rPr>
-          <w:lang w:val="en-US"/>
-        </w:rPr>
-        <w:t xml:space="preserve"> </w:t>
-      </w:r>
-      <w:proofErr w:type="spellStart"/>
-      <w:r>
-        <w:rPr>
-          <w:lang w:val="en-US"/>
-        </w:rPr>
-        <w:t>bir</w:t>
-      </w:r>
-      <w:proofErr w:type="spellEnd"/>
-      <w:r>
-        <w:rPr>
-          <w:lang w:val="en-US"/>
-        </w:rPr>
-        <w:t xml:space="preserve"> bash script </w:t>
-      </w:r>
-      <w:proofErr w:type="spellStart"/>
-      <w:r>
-        <w:rPr>
-          <w:lang w:val="en-US"/>
-        </w:rPr>
-        <w:t>dosyası</w:t>
-      </w:r>
-      <w:proofErr w:type="spellEnd"/>
-      <w:r>
-        <w:rPr>
-          <w:lang w:val="en-US"/>
-        </w:rPr>
-        <w:t xml:space="preserve"> </w:t>
-      </w:r>
-      <w:proofErr w:type="spellStart"/>
-      <w:r>
-        <w:rPr>
-          <w:lang w:val="en-US"/>
-        </w:rPr>
-        <w:t>oluşturulmuş</w:t>
-      </w:r>
-      <w:proofErr w:type="spellEnd"/>
-      <w:r>
-        <w:rPr>
-          <w:lang w:val="en-US"/>
-        </w:rPr>
-        <w:t xml:space="preserve"> </w:t>
-      </w:r>
-      <w:proofErr w:type="spellStart"/>
-      <w:r>
-        <w:rPr>
-          <w:lang w:val="en-US"/>
-        </w:rPr>
-        <w:t>ve</w:t>
-      </w:r>
-      <w:proofErr w:type="spellEnd"/>
-      <w:r>
-        <w:rPr>
-          <w:lang w:val="en-US"/>
-        </w:rPr>
-        <w:t xml:space="preserve"> </w:t>
-      </w:r>
-      <w:proofErr w:type="spellStart"/>
-      <w:r>
-        <w:rPr>
-          <w:lang w:val="en-US"/>
-        </w:rPr>
-        <w:t>içerisi</w:t>
-      </w:r>
-      <w:proofErr w:type="spellEnd"/>
-      <w:r>
-        <w:rPr>
-          <w:lang w:val="en-US"/>
-        </w:rPr>
-        <w:t xml:space="preserve"> </w:t>
-      </w:r>
-      <w:proofErr w:type="spellStart"/>
-      <w:r>
-        <w:rPr>
-          <w:lang w:val="en-US"/>
-        </w:rPr>
-        <w:t>aşağıdaki</w:t>
-      </w:r>
-      <w:proofErr w:type="spellEnd"/>
-      <w:r>
-        <w:rPr>
-          <w:lang w:val="en-US"/>
-        </w:rPr>
-        <w:t xml:space="preserve"> </w:t>
-      </w:r>
-      <w:proofErr w:type="spellStart"/>
-      <w:r>
-        <w:rPr>
-          <w:lang w:val="en-US"/>
-        </w:rPr>
-        <w:t>gibi</w:t>
-      </w:r>
-      <w:proofErr w:type="spellEnd"/>
-      <w:r>
-        <w:rPr>
-          <w:lang w:val="en-US"/>
-        </w:rPr>
-        <w:t xml:space="preserve"> </w:t>
-      </w:r>
-      <w:proofErr w:type="spellStart"/>
-      <w:r>
-        <w:rPr>
-          <w:lang w:val="en-US"/>
-        </w:rPr>
-        <w:t>doldurulmuştur</w:t>
-      </w:r>
-      <w:proofErr w:type="spellEnd"/>
-      <w:r>
-        <w:rPr>
-          <w:lang w:val="en-US"/>
-        </w:rPr>
-        <w:t>.</w:t>
-      </w:r>
-      <w:r>
-        <w:rPr>
-          <w:lang w:val="en-US"/>
-        </w:rPr>
-        <w:t xml:space="preserve"> </w:t>
-      </w:r>
-    </w:p>
-    <w:p>
-      <w:pPr>
-        <w:rPr>
-          <w:lang w:val="en-US"/>
-        </w:rPr>
-      </w:pPr>
-      <w:r>
-        <w:rPr>
-          <w:noProof/>
-          <w:lang w:val="en-US"/>
-        </w:rPr>
         <w:drawing>
           <wp:inline distT="0" distB="0" distL="0" distR="0" wp14:anchorId="40013DBA" wp14:editId="0199377E">
             <wp:extent cx="5971540" cy="2500630"/>
@@ -6810,7 +6813,6 @@
         <w:rPr>
           <w:lang w:val="en-US"/>
         </w:rPr>
-        <w:lastRenderedPageBreak/>
         <w:t>Yapılan</w:t>
       </w:r>
       <w:proofErr w:type="spellEnd"/>
